--- a/Documentation/DocRenew_FSD.docx
+++ b/Documentation/DocRenew_FSD.docx
@@ -2014,7 +2014,7 @@
                 <w:sz w:val="19"/>
                 <w:szCs w:val="19"/>
               </w:rPr>
-              <w:t xml:space="preserve">PostgreSQL, S3-compatible object store, Redis</w:t>
+              <w:t xml:space="preserve">MySQL 8, DigitalOcean Spaces (S3-compatible), Redis</w:t>
             </w:r>
           </w:p>
         </w:tc>
@@ -3177,7 +3177,7 @@
                 <w:sz w:val="19"/>
                 <w:szCs w:val="19"/>
               </w:rPr>
-              <w:t xml:space="preserve">Angular 17+ (standalone components, signals), TypeScript 5.x, RxJS, Angular Material base, SCSS theming, PWA service worker for mobile.</w:t>
+              <w:t xml:space="preserve">Angular 21 (CLI 21.2.19, standalone components, signals), TypeScript 5.x, RxJS, PrimeNG component library, SCSS theming, PWA service worker for mobile.</w:t>
             </w:r>
           </w:p>
         </w:tc>
@@ -3227,7 +3227,7 @@
                 <w:sz w:val="19"/>
                 <w:szCs w:val="19"/>
               </w:rPr>
-              <w:t xml:space="preserve">Node.js + TypeScript, NestJS (modular services), JWT auth via passport-jwt, class-validator, Swagger/OpenAPI auto-docs, provider SDK adapters.</w:t>
+              <w:t xml:space="preserve">PHP 8.3, Laravel (modular service classes), JWT/Sanctum auth, Form Request validation, OpenAPI docs via Scribe/L5-Swagger, provider SDK adapters.</w:t>
             </w:r>
           </w:p>
         </w:tc>
@@ -3277,7 +3277,7 @@
                 <w:sz w:val="19"/>
                 <w:szCs w:val="19"/>
               </w:rPr>
-              <w:t xml:space="preserve">PostgreSQL 15+ (primary), JSONB for config/templates, pgcrypto for field-level encryption, PgBouncer pooling, Redis for cache/queue/locks.</w:t>
+              <w:t xml:space="preserve">MySQL 8 (primary), JSON columns for config/templates, application-level field encryption (Laravel's encrypted cast) for document numbers, Redis for cache/queue/locks.</w:t>
             </w:r>
           </w:p>
         </w:tc>
@@ -3327,7 +3327,7 @@
                 <w:sz w:val="19"/>
                 <w:szCs w:val="19"/>
               </w:rPr>
-              <w:t xml:space="preserve">Cloud-hosted (AWS/Azure/GCP), Docker containers, CI/CD via GitHub Actions, managed Postgres/Redis, S3-compatible storage, monitoring &amp; alerting.</w:t>
+              <w:t xml:space="preserve">DigitalOcean (App Platform / Droplets), Docker containers, CI/CD via GitHub Actions, managed MySQL/Redis (DigitalOcean Managed Databases), DigitalOcean Spaces (S3-compatible) storage, monitoring &amp; alerting.</w:t>
             </w:r>
           </w:p>
         </w:tc>
@@ -14457,7 +14457,7 @@
         <w:spacing w:after="70"/>
       </w:pPr>
       <w:r>
-        <w:t xml:space="preserve">Encryption at rest: database-level encryption for the storage volume, plus field-level encryption (pgcrypto) for document numbers and other identifying data.</w:t>
+        <w:t xml:space="preserve">Encryption at rest: database-level encryption for the storage volume, plus field-level encryption (Laravel's encrypted Eloquent cast, backed by AES-256) for document numbers and other identifying data.</w:t>
       </w:r>
     </w:p>
     <w:p>
@@ -15692,7 +15692,7 @@
         <w:spacing w:after="70"/>
       </w:pPr>
       <w:r>
-        <w:t xml:space="preserve">Managed PostgreSQL and Redis hosting.</w:t>
+        <w:t xml:space="preserve">Managed MySQL and Redis hosting on DigitalOcean.</w:t>
       </w:r>
     </w:p>
     <w:p>

--- a/Documentation/DocRenew_FSD.docx
+++ b/Documentation/DocRenew_FSD.docx
@@ -14004,7 +14004,2600 @@
         <w:spacing w:after="160"/>
       </w:pPr>
       <w:r>
-        <w:t xml:space="preserve">Visual identity carried over from the DocRenew pitch materials: navy (#0B2545) and blue (#1D6FB8) as primary colors, teal (#12A4A4) as the accent, with semantic status colors for green (valid/renewed), amber (expiring soon/urgent), and red (expired/overdue). Component library: Angular Material as the base, themed to this palette, with a custom component layer for status pills, timeline steppers, and dashboard tiles.</w:t>
+        <w:t xml:space="preserve">Component library: PrimeNG (per Section 2.6), themed to the palette below via SCSS design tokens rather than PrimeNG's default theme. The tokens and component patterns here are already implemented in the interactive mockups (DocRenew_Mockups.html) and should be carried forward as-is into the Angular SCSS theme rather than re-derived, so the shipped product matches what stakeholders have reviewed.</w:t>
+      </w:r>
+    </w:p>
+    <w:p>
+      <w:pPr>
+        <w:pStyle w:val="Heading3"/>
+        <w:spacing w:after="100" w:before="200"/>
+      </w:pPr>
+      <w:r>
+        <w:t xml:space="preserve">Color Tokens</w:t>
+      </w:r>
+    </w:p>
+    <w:p>
+      <w:pPr>
+        <w:spacing w:after="160"/>
+      </w:pPr>
+      <w:r>
+        <w:t xml:space="preserve">Defined as CSS custom properties so the same component code renders correctly in light and dark mode (dark mode activated via a data-theme attribute or OS preference).</w:t>
+      </w:r>
+    </w:p>
+    <w:tbl>
+      <w:tblPr>
+        <w:tblW w:type="dxa" w:w="9648"/>
+        <w:tblBorders>
+          <w:top w:val="single" w:color="auto" w:sz="4"/>
+          <w:left w:val="single" w:color="auto" w:sz="4"/>
+          <w:bottom w:val="single" w:color="auto" w:sz="4"/>
+          <w:right w:val="single" w:color="auto" w:sz="4"/>
+          <w:insideH w:val="single" w:color="auto" w:sz="4"/>
+          <w:insideV w:val="single" w:color="auto" w:sz="4"/>
+        </w:tblBorders>
+      </w:tblPr>
+      <w:tblGrid>
+        <w:gridCol w:w="2034"/>
+        <w:gridCol w:w="1808"/>
+        <w:gridCol w:w="1808"/>
+        <w:gridCol w:w="3999"/>
+      </w:tblGrid>
+      <w:tr>
+        <w:trPr>
+          <w:tblHeader/>
+        </w:trPr>
+        <w:tc>
+          <w:tcPr>
+            <w:tcW w:type="dxa" w:w="2034"/>
+            <w:shd w:fill="0B2545" w:val="clear"/>
+            <w:tcMar>
+              <w:top w:type="dxa" w:w="80"/>
+              <w:left w:type="dxa" w:w="100"/>
+              <w:bottom w:type="dxa" w:w="80"/>
+              <w:right w:type="dxa" w:w="100"/>
+            </w:tcMar>
+          </w:tcPr>
+          <w:p>
+            <w:r>
+              <w:rPr>
+                <w:b/>
+                <w:bCs/>
+                <w:color w:val="FFFFFF"/>
+                <w:sz w:val="19"/>
+                <w:szCs w:val="19"/>
+              </w:rPr>
+              <w:t xml:space="preserve">Token</w:t>
+            </w:r>
+          </w:p>
+        </w:tc>
+        <w:tc>
+          <w:tcPr>
+            <w:tcW w:type="dxa" w:w="1808"/>
+            <w:shd w:fill="0B2545" w:val="clear"/>
+            <w:tcMar>
+              <w:top w:type="dxa" w:w="80"/>
+              <w:left w:type="dxa" w:w="100"/>
+              <w:bottom w:type="dxa" w:w="80"/>
+              <w:right w:type="dxa" w:w="100"/>
+            </w:tcMar>
+          </w:tcPr>
+          <w:p>
+            <w:r>
+              <w:rPr>
+                <w:b/>
+                <w:bCs/>
+                <w:color w:val="FFFFFF"/>
+                <w:sz w:val="19"/>
+                <w:szCs w:val="19"/>
+              </w:rPr>
+              <w:t xml:space="preserve">Light</w:t>
+            </w:r>
+          </w:p>
+        </w:tc>
+        <w:tc>
+          <w:tcPr>
+            <w:tcW w:type="dxa" w:w="1808"/>
+            <w:shd w:fill="0B2545" w:val="clear"/>
+            <w:tcMar>
+              <w:top w:type="dxa" w:w="80"/>
+              <w:left w:type="dxa" w:w="100"/>
+              <w:bottom w:type="dxa" w:w="80"/>
+              <w:right w:type="dxa" w:w="100"/>
+            </w:tcMar>
+          </w:tcPr>
+          <w:p>
+            <w:r>
+              <w:rPr>
+                <w:b/>
+                <w:bCs/>
+                <w:color w:val="FFFFFF"/>
+                <w:sz w:val="19"/>
+                <w:szCs w:val="19"/>
+              </w:rPr>
+              <w:t xml:space="preserve">Dark</w:t>
+            </w:r>
+          </w:p>
+        </w:tc>
+        <w:tc>
+          <w:tcPr>
+            <w:tcW w:type="dxa" w:w="3999"/>
+            <w:shd w:fill="0B2545" w:val="clear"/>
+            <w:tcMar>
+              <w:top w:type="dxa" w:w="80"/>
+              <w:left w:type="dxa" w:w="100"/>
+              <w:bottom w:type="dxa" w:w="80"/>
+              <w:right w:type="dxa" w:w="100"/>
+            </w:tcMar>
+          </w:tcPr>
+          <w:p>
+            <w:r>
+              <w:rPr>
+                <w:b/>
+                <w:bCs/>
+                <w:color w:val="FFFFFF"/>
+                <w:sz w:val="19"/>
+                <w:szCs w:val="19"/>
+              </w:rPr>
+              <w:t xml:space="preserve">Usage</w:t>
+            </w:r>
+          </w:p>
+        </w:tc>
+      </w:tr>
+      <w:tr>
+        <w:tc>
+          <w:tcPr>
+            <w:tcW w:type="dxa" w:w="2034"/>
+            <w:shd w:fill="FFFFFF" w:val="clear"/>
+            <w:tcMar>
+              <w:top w:type="dxa" w:w="80"/>
+              <w:left w:type="dxa" w:w="100"/>
+              <w:bottom w:type="dxa" w:w="80"/>
+              <w:right w:type="dxa" w:w="100"/>
+            </w:tcMar>
+          </w:tcPr>
+          <w:p>
+            <w:r>
+              <w:rPr>
+                <w:b w:val="false"/>
+                <w:bCs w:val="false"/>
+                <w:color w:val="16324F"/>
+                <w:sz w:val="19"/>
+                <w:szCs w:val="19"/>
+              </w:rPr>
+              <w:t xml:space="preserve">--bg</w:t>
+            </w:r>
+          </w:p>
+        </w:tc>
+        <w:tc>
+          <w:tcPr>
+            <w:tcW w:type="dxa" w:w="1808"/>
+            <w:shd w:fill="FFFFFF" w:val="clear"/>
+            <w:tcMar>
+              <w:top w:type="dxa" w:w="80"/>
+              <w:left w:type="dxa" w:w="100"/>
+              <w:bottom w:type="dxa" w:w="80"/>
+              <w:right w:type="dxa" w:w="100"/>
+            </w:tcMar>
+          </w:tcPr>
+          <w:p>
+            <w:r>
+              <w:rPr>
+                <w:b w:val="false"/>
+                <w:bCs w:val="false"/>
+                <w:color w:val="16324F"/>
+                <w:sz w:val="19"/>
+                <w:szCs w:val="19"/>
+              </w:rPr>
+              <w:t xml:space="preserve">#F3F7FB</w:t>
+            </w:r>
+          </w:p>
+        </w:tc>
+        <w:tc>
+          <w:tcPr>
+            <w:tcW w:type="dxa" w:w="1808"/>
+            <w:shd w:fill="FFFFFF" w:val="clear"/>
+            <w:tcMar>
+              <w:top w:type="dxa" w:w="80"/>
+              <w:left w:type="dxa" w:w="100"/>
+              <w:bottom w:type="dxa" w:w="80"/>
+              <w:right w:type="dxa" w:w="100"/>
+            </w:tcMar>
+          </w:tcPr>
+          <w:p>
+            <w:r>
+              <w:rPr>
+                <w:b w:val="false"/>
+                <w:bCs w:val="false"/>
+                <w:color w:val="16324F"/>
+                <w:sz w:val="19"/>
+                <w:szCs w:val="19"/>
+              </w:rPr>
+              <w:t xml:space="preserve">#0A1626</w:t>
+            </w:r>
+          </w:p>
+        </w:tc>
+        <w:tc>
+          <w:tcPr>
+            <w:tcW w:type="dxa" w:w="3999"/>
+            <w:shd w:fill="FFFFFF" w:val="clear"/>
+            <w:tcMar>
+              <w:top w:type="dxa" w:w="80"/>
+              <w:left w:type="dxa" w:w="100"/>
+              <w:bottom w:type="dxa" w:w="80"/>
+              <w:right w:type="dxa" w:w="100"/>
+            </w:tcMar>
+          </w:tcPr>
+          <w:p>
+            <w:r>
+              <w:rPr>
+                <w:b w:val="false"/>
+                <w:bCs w:val="false"/>
+                <w:color w:val="16324F"/>
+                <w:sz w:val="19"/>
+                <w:szCs w:val="19"/>
+              </w:rPr>
+              <w:t xml:space="preserve">App background</w:t>
+            </w:r>
+          </w:p>
+        </w:tc>
+      </w:tr>
+      <w:tr>
+        <w:tc>
+          <w:tcPr>
+            <w:tcW w:type="dxa" w:w="2034"/>
+            <w:shd w:fill="EAF2FB" w:val="clear"/>
+            <w:tcMar>
+              <w:top w:type="dxa" w:w="80"/>
+              <w:left w:type="dxa" w:w="100"/>
+              <w:bottom w:type="dxa" w:w="80"/>
+              <w:right w:type="dxa" w:w="100"/>
+            </w:tcMar>
+          </w:tcPr>
+          <w:p>
+            <w:r>
+              <w:rPr>
+                <w:b w:val="false"/>
+                <w:bCs w:val="false"/>
+                <w:color w:val="16324F"/>
+                <w:sz w:val="19"/>
+                <w:szCs w:val="19"/>
+              </w:rPr>
+              <w:t xml:space="preserve">--surface</w:t>
+            </w:r>
+          </w:p>
+        </w:tc>
+        <w:tc>
+          <w:tcPr>
+            <w:tcW w:type="dxa" w:w="1808"/>
+            <w:shd w:fill="EAF2FB" w:val="clear"/>
+            <w:tcMar>
+              <w:top w:type="dxa" w:w="80"/>
+              <w:left w:type="dxa" w:w="100"/>
+              <w:bottom w:type="dxa" w:w="80"/>
+              <w:right w:type="dxa" w:w="100"/>
+            </w:tcMar>
+          </w:tcPr>
+          <w:p>
+            <w:r>
+              <w:rPr>
+                <w:b w:val="false"/>
+                <w:bCs w:val="false"/>
+                <w:color w:val="16324F"/>
+                <w:sz w:val="19"/>
+                <w:szCs w:val="19"/>
+              </w:rPr>
+              <w:t xml:space="preserve">#FFFFFF</w:t>
+            </w:r>
+          </w:p>
+        </w:tc>
+        <w:tc>
+          <w:tcPr>
+            <w:tcW w:type="dxa" w:w="1808"/>
+            <w:shd w:fill="EAF2FB" w:val="clear"/>
+            <w:tcMar>
+              <w:top w:type="dxa" w:w="80"/>
+              <w:left w:type="dxa" w:w="100"/>
+              <w:bottom w:type="dxa" w:w="80"/>
+              <w:right w:type="dxa" w:w="100"/>
+            </w:tcMar>
+          </w:tcPr>
+          <w:p>
+            <w:r>
+              <w:rPr>
+                <w:b w:val="false"/>
+                <w:bCs w:val="false"/>
+                <w:color w:val="16324F"/>
+                <w:sz w:val="19"/>
+                <w:szCs w:val="19"/>
+              </w:rPr>
+              <w:t xml:space="preserve">#101F34</w:t>
+            </w:r>
+          </w:p>
+        </w:tc>
+        <w:tc>
+          <w:tcPr>
+            <w:tcW w:type="dxa" w:w="3999"/>
+            <w:shd w:fill="EAF2FB" w:val="clear"/>
+            <w:tcMar>
+              <w:top w:type="dxa" w:w="80"/>
+              <w:left w:type="dxa" w:w="100"/>
+              <w:bottom w:type="dxa" w:w="80"/>
+              <w:right w:type="dxa" w:w="100"/>
+            </w:tcMar>
+          </w:tcPr>
+          <w:p>
+            <w:r>
+              <w:rPr>
+                <w:b w:val="false"/>
+                <w:bCs w:val="false"/>
+                <w:color w:val="16324F"/>
+                <w:sz w:val="19"/>
+                <w:szCs w:val="19"/>
+              </w:rPr>
+              <w:t xml:space="preserve">Card / panel background</w:t>
+            </w:r>
+          </w:p>
+        </w:tc>
+      </w:tr>
+      <w:tr>
+        <w:tc>
+          <w:tcPr>
+            <w:tcW w:type="dxa" w:w="2034"/>
+            <w:shd w:fill="FFFFFF" w:val="clear"/>
+            <w:tcMar>
+              <w:top w:type="dxa" w:w="80"/>
+              <w:left w:type="dxa" w:w="100"/>
+              <w:bottom w:type="dxa" w:w="80"/>
+              <w:right w:type="dxa" w:w="100"/>
+            </w:tcMar>
+          </w:tcPr>
+          <w:p>
+            <w:r>
+              <w:rPr>
+                <w:b w:val="false"/>
+                <w:bCs w:val="false"/>
+                <w:color w:val="16324F"/>
+                <w:sz w:val="19"/>
+                <w:szCs w:val="19"/>
+              </w:rPr>
+              <w:t xml:space="preserve">--surface-2</w:t>
+            </w:r>
+          </w:p>
+        </w:tc>
+        <w:tc>
+          <w:tcPr>
+            <w:tcW w:type="dxa" w:w="1808"/>
+            <w:shd w:fill="FFFFFF" w:val="clear"/>
+            <w:tcMar>
+              <w:top w:type="dxa" w:w="80"/>
+              <w:left w:type="dxa" w:w="100"/>
+              <w:bottom w:type="dxa" w:w="80"/>
+              <w:right w:type="dxa" w:w="100"/>
+            </w:tcMar>
+          </w:tcPr>
+          <w:p>
+            <w:r>
+              <w:rPr>
+                <w:b w:val="false"/>
+                <w:bCs w:val="false"/>
+                <w:color w:val="16324F"/>
+                <w:sz w:val="19"/>
+                <w:szCs w:val="19"/>
+              </w:rPr>
+              <w:t xml:space="preserve">#F8FAFD</w:t>
+            </w:r>
+          </w:p>
+        </w:tc>
+        <w:tc>
+          <w:tcPr>
+            <w:tcW w:type="dxa" w:w="1808"/>
+            <w:shd w:fill="FFFFFF" w:val="clear"/>
+            <w:tcMar>
+              <w:top w:type="dxa" w:w="80"/>
+              <w:left w:type="dxa" w:w="100"/>
+              <w:bottom w:type="dxa" w:w="80"/>
+              <w:right w:type="dxa" w:w="100"/>
+            </w:tcMar>
+          </w:tcPr>
+          <w:p>
+            <w:r>
+              <w:rPr>
+                <w:b w:val="false"/>
+                <w:bCs w:val="false"/>
+                <w:color w:val="16324F"/>
+                <w:sz w:val="19"/>
+                <w:szCs w:val="19"/>
+              </w:rPr>
+              <w:t xml:space="preserve">#0D1A2C</w:t>
+            </w:r>
+          </w:p>
+        </w:tc>
+        <w:tc>
+          <w:tcPr>
+            <w:tcW w:type="dxa" w:w="3999"/>
+            <w:shd w:fill="FFFFFF" w:val="clear"/>
+            <w:tcMar>
+              <w:top w:type="dxa" w:w="80"/>
+              <w:left w:type="dxa" w:w="100"/>
+              <w:bottom w:type="dxa" w:w="80"/>
+              <w:right w:type="dxa" w:w="100"/>
+            </w:tcMar>
+          </w:tcPr>
+          <w:p>
+            <w:r>
+              <w:rPr>
+                <w:b w:val="false"/>
+                <w:bCs w:val="false"/>
+                <w:color w:val="16324F"/>
+                <w:sz w:val="19"/>
+                <w:szCs w:val="19"/>
+              </w:rPr>
+              <w:t xml:space="preserve">Table header, secondary surface</w:t>
+            </w:r>
+          </w:p>
+        </w:tc>
+      </w:tr>
+      <w:tr>
+        <w:tc>
+          <w:tcPr>
+            <w:tcW w:type="dxa" w:w="2034"/>
+            <w:shd w:fill="EAF2FB" w:val="clear"/>
+            <w:tcMar>
+              <w:top w:type="dxa" w:w="80"/>
+              <w:left w:type="dxa" w:w="100"/>
+              <w:bottom w:type="dxa" w:w="80"/>
+              <w:right w:type="dxa" w:w="100"/>
+            </w:tcMar>
+          </w:tcPr>
+          <w:p>
+            <w:r>
+              <w:rPr>
+                <w:b w:val="false"/>
+                <w:bCs w:val="false"/>
+                <w:color w:val="16324F"/>
+                <w:sz w:val="19"/>
+                <w:szCs w:val="19"/>
+              </w:rPr>
+              <w:t xml:space="preserve">--line</w:t>
+            </w:r>
+          </w:p>
+        </w:tc>
+        <w:tc>
+          <w:tcPr>
+            <w:tcW w:type="dxa" w:w="1808"/>
+            <w:shd w:fill="EAF2FB" w:val="clear"/>
+            <w:tcMar>
+              <w:top w:type="dxa" w:w="80"/>
+              <w:left w:type="dxa" w:w="100"/>
+              <w:bottom w:type="dxa" w:w="80"/>
+              <w:right w:type="dxa" w:w="100"/>
+            </w:tcMar>
+          </w:tcPr>
+          <w:p>
+            <w:r>
+              <w:rPr>
+                <w:b w:val="false"/>
+                <w:bCs w:val="false"/>
+                <w:color w:val="16324F"/>
+                <w:sz w:val="19"/>
+                <w:szCs w:val="19"/>
+              </w:rPr>
+              <w:t xml:space="preserve">#DFE7F0</w:t>
+            </w:r>
+          </w:p>
+        </w:tc>
+        <w:tc>
+          <w:tcPr>
+            <w:tcW w:type="dxa" w:w="1808"/>
+            <w:shd w:fill="EAF2FB" w:val="clear"/>
+            <w:tcMar>
+              <w:top w:type="dxa" w:w="80"/>
+              <w:left w:type="dxa" w:w="100"/>
+              <w:bottom w:type="dxa" w:w="80"/>
+              <w:right w:type="dxa" w:w="100"/>
+            </w:tcMar>
+          </w:tcPr>
+          <w:p>
+            <w:r>
+              <w:rPr>
+                <w:b w:val="false"/>
+                <w:bCs w:val="false"/>
+                <w:color w:val="16324F"/>
+                <w:sz w:val="19"/>
+                <w:szCs w:val="19"/>
+              </w:rPr>
+              <w:t xml:space="preserve">#213A52</w:t>
+            </w:r>
+          </w:p>
+        </w:tc>
+        <w:tc>
+          <w:tcPr>
+            <w:tcW w:type="dxa" w:w="3999"/>
+            <w:shd w:fill="EAF2FB" w:val="clear"/>
+            <w:tcMar>
+              <w:top w:type="dxa" w:w="80"/>
+              <w:left w:type="dxa" w:w="100"/>
+              <w:bottom w:type="dxa" w:w="80"/>
+              <w:right w:type="dxa" w:w="100"/>
+            </w:tcMar>
+          </w:tcPr>
+          <w:p>
+            <w:r>
+              <w:rPr>
+                <w:b w:val="false"/>
+                <w:bCs w:val="false"/>
+                <w:color w:val="16324F"/>
+                <w:sz w:val="19"/>
+                <w:szCs w:val="19"/>
+              </w:rPr>
+              <w:t xml:space="preserve">Borders, dividers</w:t>
+            </w:r>
+          </w:p>
+        </w:tc>
+      </w:tr>
+      <w:tr>
+        <w:tc>
+          <w:tcPr>
+            <w:tcW w:type="dxa" w:w="2034"/>
+            <w:shd w:fill="FFFFFF" w:val="clear"/>
+            <w:tcMar>
+              <w:top w:type="dxa" w:w="80"/>
+              <w:left w:type="dxa" w:w="100"/>
+              <w:bottom w:type="dxa" w:w="80"/>
+              <w:right w:type="dxa" w:w="100"/>
+            </w:tcMar>
+          </w:tcPr>
+          <w:p>
+            <w:r>
+              <w:rPr>
+                <w:b w:val="false"/>
+                <w:bCs w:val="false"/>
+                <w:color w:val="16324F"/>
+                <w:sz w:val="19"/>
+                <w:szCs w:val="19"/>
+              </w:rPr>
+              <w:t xml:space="preserve">--ink</w:t>
+            </w:r>
+          </w:p>
+        </w:tc>
+        <w:tc>
+          <w:tcPr>
+            <w:tcW w:type="dxa" w:w="1808"/>
+            <w:shd w:fill="FFFFFF" w:val="clear"/>
+            <w:tcMar>
+              <w:top w:type="dxa" w:w="80"/>
+              <w:left w:type="dxa" w:w="100"/>
+              <w:bottom w:type="dxa" w:w="80"/>
+              <w:right w:type="dxa" w:w="100"/>
+            </w:tcMar>
+          </w:tcPr>
+          <w:p>
+            <w:r>
+              <w:rPr>
+                <w:b w:val="false"/>
+                <w:bCs w:val="false"/>
+                <w:color w:val="16324F"/>
+                <w:sz w:val="19"/>
+                <w:szCs w:val="19"/>
+              </w:rPr>
+              <w:t xml:space="preserve">#0F2033</w:t>
+            </w:r>
+          </w:p>
+        </w:tc>
+        <w:tc>
+          <w:tcPr>
+            <w:tcW w:type="dxa" w:w="1808"/>
+            <w:shd w:fill="FFFFFF" w:val="clear"/>
+            <w:tcMar>
+              <w:top w:type="dxa" w:w="80"/>
+              <w:left w:type="dxa" w:w="100"/>
+              <w:bottom w:type="dxa" w:w="80"/>
+              <w:right w:type="dxa" w:w="100"/>
+            </w:tcMar>
+          </w:tcPr>
+          <w:p>
+            <w:r>
+              <w:rPr>
+                <w:b w:val="false"/>
+                <w:bCs w:val="false"/>
+                <w:color w:val="16324F"/>
+                <w:sz w:val="19"/>
+                <w:szCs w:val="19"/>
+              </w:rPr>
+              <w:t xml:space="preserve">#E8F0FA</w:t>
+            </w:r>
+          </w:p>
+        </w:tc>
+        <w:tc>
+          <w:tcPr>
+            <w:tcW w:type="dxa" w:w="3999"/>
+            <w:shd w:fill="FFFFFF" w:val="clear"/>
+            <w:tcMar>
+              <w:top w:type="dxa" w:w="80"/>
+              <w:left w:type="dxa" w:w="100"/>
+              <w:bottom w:type="dxa" w:w="80"/>
+              <w:right w:type="dxa" w:w="100"/>
+            </w:tcMar>
+          </w:tcPr>
+          <w:p>
+            <w:r>
+              <w:rPr>
+                <w:b w:val="false"/>
+                <w:bCs w:val="false"/>
+                <w:color w:val="16324F"/>
+                <w:sz w:val="19"/>
+                <w:szCs w:val="19"/>
+              </w:rPr>
+              <w:t xml:space="preserve">Primary text</w:t>
+            </w:r>
+          </w:p>
+        </w:tc>
+      </w:tr>
+      <w:tr>
+        <w:tc>
+          <w:tcPr>
+            <w:tcW w:type="dxa" w:w="2034"/>
+            <w:shd w:fill="EAF2FB" w:val="clear"/>
+            <w:tcMar>
+              <w:top w:type="dxa" w:w="80"/>
+              <w:left w:type="dxa" w:w="100"/>
+              <w:bottom w:type="dxa" w:w="80"/>
+              <w:right w:type="dxa" w:w="100"/>
+            </w:tcMar>
+          </w:tcPr>
+          <w:p>
+            <w:r>
+              <w:rPr>
+                <w:b w:val="false"/>
+                <w:bCs w:val="false"/>
+                <w:color w:val="16324F"/>
+                <w:sz w:val="19"/>
+                <w:szCs w:val="19"/>
+              </w:rPr>
+              <w:t xml:space="preserve">--muted</w:t>
+            </w:r>
+          </w:p>
+        </w:tc>
+        <w:tc>
+          <w:tcPr>
+            <w:tcW w:type="dxa" w:w="1808"/>
+            <w:shd w:fill="EAF2FB" w:val="clear"/>
+            <w:tcMar>
+              <w:top w:type="dxa" w:w="80"/>
+              <w:left w:type="dxa" w:w="100"/>
+              <w:bottom w:type="dxa" w:w="80"/>
+              <w:right w:type="dxa" w:w="100"/>
+            </w:tcMar>
+          </w:tcPr>
+          <w:p>
+            <w:r>
+              <w:rPr>
+                <w:b w:val="false"/>
+                <w:bCs w:val="false"/>
+                <w:color w:val="16324F"/>
+                <w:sz w:val="19"/>
+                <w:szCs w:val="19"/>
+              </w:rPr>
+              <w:t xml:space="preserve">#5B6B7D</w:t>
+            </w:r>
+          </w:p>
+        </w:tc>
+        <w:tc>
+          <w:tcPr>
+            <w:tcW w:type="dxa" w:w="1808"/>
+            <w:shd w:fill="EAF2FB" w:val="clear"/>
+            <w:tcMar>
+              <w:top w:type="dxa" w:w="80"/>
+              <w:left w:type="dxa" w:w="100"/>
+              <w:bottom w:type="dxa" w:w="80"/>
+              <w:right w:type="dxa" w:w="100"/>
+            </w:tcMar>
+          </w:tcPr>
+          <w:p>
+            <w:r>
+              <w:rPr>
+                <w:b w:val="false"/>
+                <w:bCs w:val="false"/>
+                <w:color w:val="16324F"/>
+                <w:sz w:val="19"/>
+                <w:szCs w:val="19"/>
+              </w:rPr>
+              <w:t xml:space="preserve">#93A7BF</w:t>
+            </w:r>
+          </w:p>
+        </w:tc>
+        <w:tc>
+          <w:tcPr>
+            <w:tcW w:type="dxa" w:w="3999"/>
+            <w:shd w:fill="EAF2FB" w:val="clear"/>
+            <w:tcMar>
+              <w:top w:type="dxa" w:w="80"/>
+              <w:left w:type="dxa" w:w="100"/>
+              <w:bottom w:type="dxa" w:w="80"/>
+              <w:right w:type="dxa" w:w="100"/>
+            </w:tcMar>
+          </w:tcPr>
+          <w:p>
+            <w:r>
+              <w:rPr>
+                <w:b w:val="false"/>
+                <w:bCs w:val="false"/>
+                <w:color w:val="16324F"/>
+                <w:sz w:val="19"/>
+                <w:szCs w:val="19"/>
+              </w:rPr>
+              <w:t xml:space="preserve">Secondary / caption text</w:t>
+            </w:r>
+          </w:p>
+        </w:tc>
+      </w:tr>
+      <w:tr>
+        <w:tc>
+          <w:tcPr>
+            <w:tcW w:type="dxa" w:w="2034"/>
+            <w:shd w:fill="FFFFFF" w:val="clear"/>
+            <w:tcMar>
+              <w:top w:type="dxa" w:w="80"/>
+              <w:left w:type="dxa" w:w="100"/>
+              <w:bottom w:type="dxa" w:w="80"/>
+              <w:right w:type="dxa" w:w="100"/>
+            </w:tcMar>
+          </w:tcPr>
+          <w:p>
+            <w:r>
+              <w:rPr>
+                <w:b w:val="false"/>
+                <w:bCs w:val="false"/>
+                <w:color w:val="16324F"/>
+                <w:sz w:val="19"/>
+                <w:szCs w:val="19"/>
+              </w:rPr>
+              <w:t xml:space="preserve">--navy</w:t>
+            </w:r>
+          </w:p>
+        </w:tc>
+        <w:tc>
+          <w:tcPr>
+            <w:tcW w:type="dxa" w:w="1808"/>
+            <w:shd w:fill="FFFFFF" w:val="clear"/>
+            <w:tcMar>
+              <w:top w:type="dxa" w:w="80"/>
+              <w:left w:type="dxa" w:w="100"/>
+              <w:bottom w:type="dxa" w:w="80"/>
+              <w:right w:type="dxa" w:w="100"/>
+            </w:tcMar>
+          </w:tcPr>
+          <w:p>
+            <w:r>
+              <w:rPr>
+                <w:b w:val="false"/>
+                <w:bCs w:val="false"/>
+                <w:color w:val="16324F"/>
+                <w:sz w:val="19"/>
+                <w:szCs w:val="19"/>
+              </w:rPr>
+              <w:t xml:space="preserve">#0B2545</w:t>
+            </w:r>
+          </w:p>
+        </w:tc>
+        <w:tc>
+          <w:tcPr>
+            <w:tcW w:type="dxa" w:w="1808"/>
+            <w:shd w:fill="FFFFFF" w:val="clear"/>
+            <w:tcMar>
+              <w:top w:type="dxa" w:w="80"/>
+              <w:left w:type="dxa" w:w="100"/>
+              <w:bottom w:type="dxa" w:w="80"/>
+              <w:right w:type="dxa" w:w="100"/>
+            </w:tcMar>
+          </w:tcPr>
+          <w:p>
+            <w:r>
+              <w:rPr>
+                <w:b w:val="false"/>
+                <w:bCs w:val="false"/>
+                <w:color w:val="16324F"/>
+                <w:sz w:val="19"/>
+                <w:szCs w:val="19"/>
+              </w:rPr>
+              <w:t xml:space="preserve">#D7E6F8</w:t>
+            </w:r>
+          </w:p>
+        </w:tc>
+        <w:tc>
+          <w:tcPr>
+            <w:tcW w:type="dxa" w:w="3999"/>
+            <w:shd w:fill="FFFFFF" w:val="clear"/>
+            <w:tcMar>
+              <w:top w:type="dxa" w:w="80"/>
+              <w:left w:type="dxa" w:w="100"/>
+              <w:bottom w:type="dxa" w:w="80"/>
+              <w:right w:type="dxa" w:w="100"/>
+            </w:tcMar>
+          </w:tcPr>
+          <w:p>
+            <w:r>
+              <w:rPr>
+                <w:b w:val="false"/>
+                <w:bCs w:val="false"/>
+                <w:color w:val="16324F"/>
+                <w:sz w:val="19"/>
+                <w:szCs w:val="19"/>
+              </w:rPr>
+              <w:t xml:space="preserve">Brand primary, headings, large numerals</w:t>
+            </w:r>
+          </w:p>
+        </w:tc>
+      </w:tr>
+      <w:tr>
+        <w:tc>
+          <w:tcPr>
+            <w:tcW w:type="dxa" w:w="2034"/>
+            <w:shd w:fill="EAF2FB" w:val="clear"/>
+            <w:tcMar>
+              <w:top w:type="dxa" w:w="80"/>
+              <w:left w:type="dxa" w:w="100"/>
+              <w:bottom w:type="dxa" w:w="80"/>
+              <w:right w:type="dxa" w:w="100"/>
+            </w:tcMar>
+          </w:tcPr>
+          <w:p>
+            <w:r>
+              <w:rPr>
+                <w:b w:val="false"/>
+                <w:bCs w:val="false"/>
+                <w:color w:val="16324F"/>
+                <w:sz w:val="19"/>
+                <w:szCs w:val="19"/>
+              </w:rPr>
+              <w:t xml:space="preserve">--blue</w:t>
+            </w:r>
+          </w:p>
+        </w:tc>
+        <w:tc>
+          <w:tcPr>
+            <w:tcW w:type="dxa" w:w="1808"/>
+            <w:shd w:fill="EAF2FB" w:val="clear"/>
+            <w:tcMar>
+              <w:top w:type="dxa" w:w="80"/>
+              <w:left w:type="dxa" w:w="100"/>
+              <w:bottom w:type="dxa" w:w="80"/>
+              <w:right w:type="dxa" w:w="100"/>
+            </w:tcMar>
+          </w:tcPr>
+          <w:p>
+            <w:r>
+              <w:rPr>
+                <w:b w:val="false"/>
+                <w:bCs w:val="false"/>
+                <w:color w:val="16324F"/>
+                <w:sz w:val="19"/>
+                <w:szCs w:val="19"/>
+              </w:rPr>
+              <w:t xml:space="preserve">#1D6FB8</w:t>
+            </w:r>
+          </w:p>
+        </w:tc>
+        <w:tc>
+          <w:tcPr>
+            <w:tcW w:type="dxa" w:w="1808"/>
+            <w:shd w:fill="EAF2FB" w:val="clear"/>
+            <w:tcMar>
+              <w:top w:type="dxa" w:w="80"/>
+              <w:left w:type="dxa" w:w="100"/>
+              <w:bottom w:type="dxa" w:w="80"/>
+              <w:right w:type="dxa" w:w="100"/>
+            </w:tcMar>
+          </w:tcPr>
+          <w:p>
+            <w:r>
+              <w:rPr>
+                <w:b w:val="false"/>
+                <w:bCs w:val="false"/>
+                <w:color w:val="16324F"/>
+                <w:sz w:val="19"/>
+                <w:szCs w:val="19"/>
+              </w:rPr>
+              <w:t xml:space="preserve">#6CB0EC</w:t>
+            </w:r>
+          </w:p>
+        </w:tc>
+        <w:tc>
+          <w:tcPr>
+            <w:tcW w:type="dxa" w:w="3999"/>
+            <w:shd w:fill="EAF2FB" w:val="clear"/>
+            <w:tcMar>
+              <w:top w:type="dxa" w:w="80"/>
+              <w:left w:type="dxa" w:w="100"/>
+              <w:bottom w:type="dxa" w:w="80"/>
+              <w:right w:type="dxa" w:w="100"/>
+            </w:tcMar>
+          </w:tcPr>
+          <w:p>
+            <w:r>
+              <w:rPr>
+                <w:b w:val="false"/>
+                <w:bCs w:val="false"/>
+                <w:color w:val="16324F"/>
+                <w:sz w:val="19"/>
+                <w:szCs w:val="19"/>
+              </w:rPr>
+              <w:t xml:space="preserve">Links, primary actions, document icons</w:t>
+            </w:r>
+          </w:p>
+        </w:tc>
+      </w:tr>
+      <w:tr>
+        <w:tc>
+          <w:tcPr>
+            <w:tcW w:type="dxa" w:w="2034"/>
+            <w:shd w:fill="FFFFFF" w:val="clear"/>
+            <w:tcMar>
+              <w:top w:type="dxa" w:w="80"/>
+              <w:left w:type="dxa" w:w="100"/>
+              <w:bottom w:type="dxa" w:w="80"/>
+              <w:right w:type="dxa" w:w="100"/>
+            </w:tcMar>
+          </w:tcPr>
+          <w:p>
+            <w:r>
+              <w:rPr>
+                <w:b w:val="false"/>
+                <w:bCs w:val="false"/>
+                <w:color w:val="16324F"/>
+                <w:sz w:val="19"/>
+                <w:szCs w:val="19"/>
+              </w:rPr>
+              <w:t xml:space="preserve">--teal</w:t>
+            </w:r>
+          </w:p>
+        </w:tc>
+        <w:tc>
+          <w:tcPr>
+            <w:tcW w:type="dxa" w:w="1808"/>
+            <w:shd w:fill="FFFFFF" w:val="clear"/>
+            <w:tcMar>
+              <w:top w:type="dxa" w:w="80"/>
+              <w:left w:type="dxa" w:w="100"/>
+              <w:bottom w:type="dxa" w:w="80"/>
+              <w:right w:type="dxa" w:w="100"/>
+            </w:tcMar>
+          </w:tcPr>
+          <w:p>
+            <w:r>
+              <w:rPr>
+                <w:b w:val="false"/>
+                <w:bCs w:val="false"/>
+                <w:color w:val="16324F"/>
+                <w:sz w:val="19"/>
+                <w:szCs w:val="19"/>
+              </w:rPr>
+              <w:t xml:space="preserve">#12A4A4</w:t>
+            </w:r>
+          </w:p>
+        </w:tc>
+        <w:tc>
+          <w:tcPr>
+            <w:tcW w:type="dxa" w:w="1808"/>
+            <w:shd w:fill="FFFFFF" w:val="clear"/>
+            <w:tcMar>
+              <w:top w:type="dxa" w:w="80"/>
+              <w:left w:type="dxa" w:w="100"/>
+              <w:bottom w:type="dxa" w:w="80"/>
+              <w:right w:type="dxa" w:w="100"/>
+            </w:tcMar>
+          </w:tcPr>
+          <w:p>
+            <w:r>
+              <w:rPr>
+                <w:b w:val="false"/>
+                <w:bCs w:val="false"/>
+                <w:color w:val="16324F"/>
+                <w:sz w:val="19"/>
+                <w:szCs w:val="19"/>
+              </w:rPr>
+              <w:t xml:space="preserve">#52DADA</w:t>
+            </w:r>
+          </w:p>
+        </w:tc>
+        <w:tc>
+          <w:tcPr>
+            <w:tcW w:type="dxa" w:w="3999"/>
+            <w:shd w:fill="FFFFFF" w:val="clear"/>
+            <w:tcMar>
+              <w:top w:type="dxa" w:w="80"/>
+              <w:left w:type="dxa" w:w="100"/>
+              <w:bottom w:type="dxa" w:w="80"/>
+              <w:right w:type="dxa" w:w="100"/>
+            </w:tcMar>
+          </w:tcPr>
+          <w:p>
+            <w:r>
+              <w:rPr>
+                <w:b w:val="false"/>
+                <w:bCs w:val="false"/>
+                <w:color w:val="16324F"/>
+                <w:sz w:val="19"/>
+                <w:szCs w:val="19"/>
+              </w:rPr>
+              <w:t xml:space="preserve">Accent, active nav state, avatars</w:t>
+            </w:r>
+          </w:p>
+        </w:tc>
+      </w:tr>
+      <w:tr>
+        <w:tc>
+          <w:tcPr>
+            <w:tcW w:type="dxa" w:w="2034"/>
+            <w:shd w:fill="EAF2FB" w:val="clear"/>
+            <w:tcMar>
+              <w:top w:type="dxa" w:w="80"/>
+              <w:left w:type="dxa" w:w="100"/>
+              <w:bottom w:type="dxa" w:w="80"/>
+              <w:right w:type="dxa" w:w="100"/>
+            </w:tcMar>
+          </w:tcPr>
+          <w:p>
+            <w:r>
+              <w:rPr>
+                <w:b w:val="false"/>
+                <w:bCs w:val="false"/>
+                <w:color w:val="16324F"/>
+                <w:sz w:val="19"/>
+                <w:szCs w:val="19"/>
+              </w:rPr>
+              <w:t xml:space="preserve">--sky</w:t>
+            </w:r>
+          </w:p>
+        </w:tc>
+        <w:tc>
+          <w:tcPr>
+            <w:tcW w:type="dxa" w:w="1808"/>
+            <w:shd w:fill="EAF2FB" w:val="clear"/>
+            <w:tcMar>
+              <w:top w:type="dxa" w:w="80"/>
+              <w:left w:type="dxa" w:w="100"/>
+              <w:bottom w:type="dxa" w:w="80"/>
+              <w:right w:type="dxa" w:w="100"/>
+            </w:tcMar>
+          </w:tcPr>
+          <w:p>
+            <w:r>
+              <w:rPr>
+                <w:b w:val="false"/>
+                <w:bCs w:val="false"/>
+                <w:color w:val="16324F"/>
+                <w:sz w:val="19"/>
+                <w:szCs w:val="19"/>
+              </w:rPr>
+              <w:t xml:space="preserve">#EAF2FB</w:t>
+            </w:r>
+          </w:p>
+        </w:tc>
+        <w:tc>
+          <w:tcPr>
+            <w:tcW w:type="dxa" w:w="1808"/>
+            <w:shd w:fill="EAF2FB" w:val="clear"/>
+            <w:tcMar>
+              <w:top w:type="dxa" w:w="80"/>
+              <w:left w:type="dxa" w:w="100"/>
+              <w:bottom w:type="dxa" w:w="80"/>
+              <w:right w:type="dxa" w:w="100"/>
+            </w:tcMar>
+          </w:tcPr>
+          <w:p>
+            <w:r>
+              <w:rPr>
+                <w:b w:val="false"/>
+                <w:bCs w:val="false"/>
+                <w:color w:val="16324F"/>
+                <w:sz w:val="19"/>
+                <w:szCs w:val="19"/>
+              </w:rPr>
+              <w:t xml:space="preserve">#122A44</w:t>
+            </w:r>
+          </w:p>
+        </w:tc>
+        <w:tc>
+          <w:tcPr>
+            <w:tcW w:type="dxa" w:w="3999"/>
+            <w:shd w:fill="EAF2FB" w:val="clear"/>
+            <w:tcMar>
+              <w:top w:type="dxa" w:w="80"/>
+              <w:left w:type="dxa" w:w="100"/>
+              <w:bottom w:type="dxa" w:w="80"/>
+              <w:right w:type="dxa" w:w="100"/>
+            </w:tcMar>
+          </w:tcPr>
+          <w:p>
+            <w:r>
+              <w:rPr>
+                <w:b w:val="false"/>
+                <w:bCs w:val="false"/>
+                <w:color w:val="16324F"/>
+                <w:sz w:val="19"/>
+                <w:szCs w:val="19"/>
+              </w:rPr>
+              <w:t xml:space="preserve">Light fills (icon chips, callouts)</w:t>
+            </w:r>
+          </w:p>
+        </w:tc>
+      </w:tr>
+    </w:tbl>
+    <w:p>
+      <w:pPr>
+        <w:pStyle w:val="Heading3"/>
+        <w:spacing w:after="100" w:before="200"/>
+      </w:pPr>
+      <w:r>
+        <w:t xml:space="preserve">Status Colors</w:t>
+      </w:r>
+    </w:p>
+    <w:p>
+      <w:pPr>
+        <w:spacing w:after="160"/>
+      </w:pPr>
+      <w:r>
+        <w:t xml:space="preserve">Used consistently for document/item status pills, dashboard tiles, and badges across every role's screens:</w:t>
+      </w:r>
+    </w:p>
+    <w:tbl>
+      <w:tblPr>
+        <w:tblW w:type="dxa" w:w="9648"/>
+        <w:tblBorders>
+          <w:top w:val="single" w:color="auto" w:sz="4"/>
+          <w:left w:val="single" w:color="auto" w:sz="4"/>
+          <w:bottom w:val="single" w:color="auto" w:sz="4"/>
+          <w:right w:val="single" w:color="auto" w:sz="4"/>
+          <w:insideH w:val="single" w:color="auto" w:sz="4"/>
+          <w:insideV w:val="single" w:color="auto" w:sz="4"/>
+        </w:tblBorders>
+      </w:tblPr>
+      <w:tblGrid>
+        <w:gridCol w:w="1921"/>
+        <w:gridCol w:w="2259"/>
+        <w:gridCol w:w="2259"/>
+        <w:gridCol w:w="3208"/>
+      </w:tblGrid>
+      <w:tr>
+        <w:trPr>
+          <w:tblHeader/>
+        </w:trPr>
+        <w:tc>
+          <w:tcPr>
+            <w:tcW w:type="dxa" w:w="1921"/>
+            <w:shd w:fill="0B2545" w:val="clear"/>
+            <w:tcMar>
+              <w:top w:type="dxa" w:w="80"/>
+              <w:left w:type="dxa" w:w="100"/>
+              <w:bottom w:type="dxa" w:w="80"/>
+              <w:right w:type="dxa" w:w="100"/>
+            </w:tcMar>
+          </w:tcPr>
+          <w:p>
+            <w:r>
+              <w:rPr>
+                <w:b/>
+                <w:bCs/>
+                <w:color w:val="FFFFFF"/>
+                <w:sz w:val="19"/>
+                <w:szCs w:val="19"/>
+              </w:rPr>
+              <w:t xml:space="preserve">Status</w:t>
+            </w:r>
+          </w:p>
+        </w:tc>
+        <w:tc>
+          <w:tcPr>
+            <w:tcW w:type="dxa" w:w="2259"/>
+            <w:shd w:fill="0B2545" w:val="clear"/>
+            <w:tcMar>
+              <w:top w:type="dxa" w:w="80"/>
+              <w:left w:type="dxa" w:w="100"/>
+              <w:bottom w:type="dxa" w:w="80"/>
+              <w:right w:type="dxa" w:w="100"/>
+            </w:tcMar>
+          </w:tcPr>
+          <w:p>
+            <w:r>
+              <w:rPr>
+                <w:b/>
+                <w:bCs/>
+                <w:color w:val="FFFFFF"/>
+                <w:sz w:val="19"/>
+                <w:szCs w:val="19"/>
+              </w:rPr>
+              <w:t xml:space="preserve">Text / Icon</w:t>
+            </w:r>
+          </w:p>
+        </w:tc>
+        <w:tc>
+          <w:tcPr>
+            <w:tcW w:type="dxa" w:w="2259"/>
+            <w:shd w:fill="0B2545" w:val="clear"/>
+            <w:tcMar>
+              <w:top w:type="dxa" w:w="80"/>
+              <w:left w:type="dxa" w:w="100"/>
+              <w:bottom w:type="dxa" w:w="80"/>
+              <w:right w:type="dxa" w:w="100"/>
+            </w:tcMar>
+          </w:tcPr>
+          <w:p>
+            <w:r>
+              <w:rPr>
+                <w:b/>
+                <w:bCs/>
+                <w:color w:val="FFFFFF"/>
+                <w:sz w:val="19"/>
+                <w:szCs w:val="19"/>
+              </w:rPr>
+              <w:t xml:space="preserve">Background</w:t>
+            </w:r>
+          </w:p>
+        </w:tc>
+        <w:tc>
+          <w:tcPr>
+            <w:tcW w:type="dxa" w:w="3208"/>
+            <w:shd w:fill="0B2545" w:val="clear"/>
+            <w:tcMar>
+              <w:top w:type="dxa" w:w="80"/>
+              <w:left w:type="dxa" w:w="100"/>
+              <w:bottom w:type="dxa" w:w="80"/>
+              <w:right w:type="dxa" w:w="100"/>
+            </w:tcMar>
+          </w:tcPr>
+          <w:p>
+            <w:r>
+              <w:rPr>
+                <w:b/>
+                <w:bCs/>
+                <w:color w:val="FFFFFF"/>
+                <w:sz w:val="19"/>
+                <w:szCs w:val="19"/>
+              </w:rPr>
+              <w:t xml:space="preserve">Meaning</w:t>
+            </w:r>
+          </w:p>
+        </w:tc>
+      </w:tr>
+      <w:tr>
+        <w:tc>
+          <w:tcPr>
+            <w:tcW w:type="dxa" w:w="1921"/>
+            <w:shd w:fill="FFFFFF" w:val="clear"/>
+            <w:tcMar>
+              <w:top w:type="dxa" w:w="80"/>
+              <w:left w:type="dxa" w:w="100"/>
+              <w:bottom w:type="dxa" w:w="80"/>
+              <w:right w:type="dxa" w:w="100"/>
+            </w:tcMar>
+          </w:tcPr>
+          <w:p>
+            <w:r>
+              <w:rPr>
+                <w:b w:val="false"/>
+                <w:bCs w:val="false"/>
+                <w:color w:val="16324F"/>
+                <w:sz w:val="19"/>
+                <w:szCs w:val="19"/>
+              </w:rPr>
+              <w:t xml:space="preserve">Valid / Renewed</w:t>
+            </w:r>
+          </w:p>
+        </w:tc>
+        <w:tc>
+          <w:tcPr>
+            <w:tcW w:type="dxa" w:w="2259"/>
+            <w:shd w:fill="FFFFFF" w:val="clear"/>
+            <w:tcMar>
+              <w:top w:type="dxa" w:w="80"/>
+              <w:left w:type="dxa" w:w="100"/>
+              <w:bottom w:type="dxa" w:w="80"/>
+              <w:right w:type="dxa" w:w="100"/>
+            </w:tcMar>
+          </w:tcPr>
+          <w:p>
+            <w:r>
+              <w:rPr>
+                <w:b w:val="false"/>
+                <w:bCs w:val="false"/>
+                <w:color w:val="16324F"/>
+                <w:sz w:val="19"/>
+                <w:szCs w:val="19"/>
+              </w:rPr>
+              <w:t xml:space="preserve">#1F7A56 (dark: #86E4BC)</w:t>
+            </w:r>
+          </w:p>
+        </w:tc>
+        <w:tc>
+          <w:tcPr>
+            <w:tcW w:type="dxa" w:w="2259"/>
+            <w:shd w:fill="FFFFFF" w:val="clear"/>
+            <w:tcMar>
+              <w:top w:type="dxa" w:w="80"/>
+              <w:left w:type="dxa" w:w="100"/>
+              <w:bottom w:type="dxa" w:w="80"/>
+              <w:right w:type="dxa" w:w="100"/>
+            </w:tcMar>
+          </w:tcPr>
+          <w:p>
+            <w:r>
+              <w:rPr>
+                <w:b w:val="false"/>
+                <w:bCs w:val="false"/>
+                <w:color w:val="16324F"/>
+                <w:sz w:val="19"/>
+                <w:szCs w:val="19"/>
+              </w:rPr>
+              <w:t xml:space="preserve">#E1F3EA (dark: #113526)</w:t>
+            </w:r>
+          </w:p>
+        </w:tc>
+        <w:tc>
+          <w:tcPr>
+            <w:tcW w:type="dxa" w:w="3208"/>
+            <w:shd w:fill="FFFFFF" w:val="clear"/>
+            <w:tcMar>
+              <w:top w:type="dxa" w:w="80"/>
+              <w:left w:type="dxa" w:w="100"/>
+              <w:bottom w:type="dxa" w:w="80"/>
+              <w:right w:type="dxa" w:w="100"/>
+            </w:tcMar>
+          </w:tcPr>
+          <w:p>
+            <w:r>
+              <w:rPr>
+                <w:b w:val="false"/>
+                <w:bCs w:val="false"/>
+                <w:color w:val="16324F"/>
+                <w:sz w:val="19"/>
+                <w:szCs w:val="19"/>
+              </w:rPr>
+              <w:t xml:space="preserve">No action needed</w:t>
+            </w:r>
+          </w:p>
+        </w:tc>
+      </w:tr>
+      <w:tr>
+        <w:tc>
+          <w:tcPr>
+            <w:tcW w:type="dxa" w:w="1921"/>
+            <w:shd w:fill="EAF2FB" w:val="clear"/>
+            <w:tcMar>
+              <w:top w:type="dxa" w:w="80"/>
+              <w:left w:type="dxa" w:w="100"/>
+              <w:bottom w:type="dxa" w:w="80"/>
+              <w:right w:type="dxa" w:w="100"/>
+            </w:tcMar>
+          </w:tcPr>
+          <w:p>
+            <w:r>
+              <w:rPr>
+                <w:b w:val="false"/>
+                <w:bCs w:val="false"/>
+                <w:color w:val="16324F"/>
+                <w:sz w:val="19"/>
+                <w:szCs w:val="19"/>
+              </w:rPr>
+              <w:t xml:space="preserve">Expiring Soon</w:t>
+            </w:r>
+          </w:p>
+        </w:tc>
+        <w:tc>
+          <w:tcPr>
+            <w:tcW w:type="dxa" w:w="2259"/>
+            <w:shd w:fill="EAF2FB" w:val="clear"/>
+            <w:tcMar>
+              <w:top w:type="dxa" w:w="80"/>
+              <w:left w:type="dxa" w:w="100"/>
+              <w:bottom w:type="dxa" w:w="80"/>
+              <w:right w:type="dxa" w:w="100"/>
+            </w:tcMar>
+          </w:tcPr>
+          <w:p>
+            <w:r>
+              <w:rPr>
+                <w:b w:val="false"/>
+                <w:bCs w:val="false"/>
+                <w:color w:val="16324F"/>
+                <w:sz w:val="19"/>
+                <w:szCs w:val="19"/>
+              </w:rPr>
+              <w:t xml:space="preserve">#9A6A12 (dark: #F3CD82)</w:t>
+            </w:r>
+          </w:p>
+        </w:tc>
+        <w:tc>
+          <w:tcPr>
+            <w:tcW w:type="dxa" w:w="2259"/>
+            <w:shd w:fill="EAF2FB" w:val="clear"/>
+            <w:tcMar>
+              <w:top w:type="dxa" w:w="80"/>
+              <w:left w:type="dxa" w:w="100"/>
+              <w:bottom w:type="dxa" w:w="80"/>
+              <w:right w:type="dxa" w:w="100"/>
+            </w:tcMar>
+          </w:tcPr>
+          <w:p>
+            <w:r>
+              <w:rPr>
+                <w:b w:val="false"/>
+                <w:bCs w:val="false"/>
+                <w:color w:val="16324F"/>
+                <w:sz w:val="19"/>
+                <w:szCs w:val="19"/>
+              </w:rPr>
+              <w:t xml:space="preserve">#FBEED9 (dark: #3A2D10)</w:t>
+            </w:r>
+          </w:p>
+        </w:tc>
+        <w:tc>
+          <w:tcPr>
+            <w:tcW w:type="dxa" w:w="3208"/>
+            <w:shd w:fill="EAF2FB" w:val="clear"/>
+            <w:tcMar>
+              <w:top w:type="dxa" w:w="80"/>
+              <w:left w:type="dxa" w:w="100"/>
+              <w:bottom w:type="dxa" w:w="80"/>
+              <w:right w:type="dxa" w:w="100"/>
+            </w:tcMar>
+          </w:tcPr>
+          <w:p>
+            <w:r>
+              <w:rPr>
+                <w:b w:val="false"/>
+                <w:bCs w:val="false"/>
+                <w:color w:val="16324F"/>
+                <w:sz w:val="19"/>
+                <w:szCs w:val="19"/>
+              </w:rPr>
+              <w:t xml:space="preserve">Within the 3-month / 1-month reminder window</w:t>
+            </w:r>
+          </w:p>
+        </w:tc>
+      </w:tr>
+      <w:tr>
+        <w:tc>
+          <w:tcPr>
+            <w:tcW w:type="dxa" w:w="1921"/>
+            <w:shd w:fill="FFFFFF" w:val="clear"/>
+            <w:tcMar>
+              <w:top w:type="dxa" w:w="80"/>
+              <w:left w:type="dxa" w:w="100"/>
+              <w:bottom w:type="dxa" w:w="80"/>
+              <w:right w:type="dxa" w:w="100"/>
+            </w:tcMar>
+          </w:tcPr>
+          <w:p>
+            <w:r>
+              <w:rPr>
+                <w:b w:val="false"/>
+                <w:bCs w:val="false"/>
+                <w:color w:val="16324F"/>
+                <w:sz w:val="19"/>
+                <w:szCs w:val="19"/>
+              </w:rPr>
+              <w:t xml:space="preserve">Expiring Urgent</w:t>
+            </w:r>
+          </w:p>
+        </w:tc>
+        <w:tc>
+          <w:tcPr>
+            <w:tcW w:type="dxa" w:w="2259"/>
+            <w:shd w:fill="FFFFFF" w:val="clear"/>
+            <w:tcMar>
+              <w:top w:type="dxa" w:w="80"/>
+              <w:left w:type="dxa" w:w="100"/>
+              <w:bottom w:type="dxa" w:w="80"/>
+              <w:right w:type="dxa" w:w="100"/>
+            </w:tcMar>
+          </w:tcPr>
+          <w:p>
+            <w:r>
+              <w:rPr>
+                <w:b w:val="false"/>
+                <w:bCs w:val="false"/>
+                <w:color w:val="16324F"/>
+                <w:sz w:val="19"/>
+                <w:szCs w:val="19"/>
+              </w:rPr>
+              <w:t xml:space="preserve">#B4530F (dark: #F5A872)</w:t>
+            </w:r>
+          </w:p>
+        </w:tc>
+        <w:tc>
+          <w:tcPr>
+            <w:tcW w:type="dxa" w:w="2259"/>
+            <w:shd w:fill="FFFFFF" w:val="clear"/>
+            <w:tcMar>
+              <w:top w:type="dxa" w:w="80"/>
+              <w:left w:type="dxa" w:w="100"/>
+              <w:bottom w:type="dxa" w:w="80"/>
+              <w:right w:type="dxa" w:w="100"/>
+            </w:tcMar>
+          </w:tcPr>
+          <w:p>
+            <w:r>
+              <w:rPr>
+                <w:b w:val="false"/>
+                <w:bCs w:val="false"/>
+                <w:color w:val="16324F"/>
+                <w:sz w:val="19"/>
+                <w:szCs w:val="19"/>
+              </w:rPr>
+              <w:t xml:space="preserve">#FDE3D1 (dark: #3A2411)</w:t>
+            </w:r>
+          </w:p>
+        </w:tc>
+        <w:tc>
+          <w:tcPr>
+            <w:tcW w:type="dxa" w:w="3208"/>
+            <w:shd w:fill="FFFFFF" w:val="clear"/>
+            <w:tcMar>
+              <w:top w:type="dxa" w:w="80"/>
+              <w:left w:type="dxa" w:w="100"/>
+              <w:bottom w:type="dxa" w:w="80"/>
+              <w:right w:type="dxa" w:w="100"/>
+            </w:tcMar>
+          </w:tcPr>
+          <w:p>
+            <w:r>
+              <w:rPr>
+                <w:b w:val="false"/>
+                <w:bCs w:val="false"/>
+                <w:color w:val="16324F"/>
+                <w:sz w:val="19"/>
+                <w:szCs w:val="19"/>
+              </w:rPr>
+              <w:t xml:space="preserve">Within the 5-day reminder window</w:t>
+            </w:r>
+          </w:p>
+        </w:tc>
+      </w:tr>
+      <w:tr>
+        <w:tc>
+          <w:tcPr>
+            <w:tcW w:type="dxa" w:w="1921"/>
+            <w:shd w:fill="EAF2FB" w:val="clear"/>
+            <w:tcMar>
+              <w:top w:type="dxa" w:w="80"/>
+              <w:left w:type="dxa" w:w="100"/>
+              <w:bottom w:type="dxa" w:w="80"/>
+              <w:right w:type="dxa" w:w="100"/>
+            </w:tcMar>
+          </w:tcPr>
+          <w:p>
+            <w:r>
+              <w:rPr>
+                <w:b w:val="false"/>
+                <w:bCs w:val="false"/>
+                <w:color w:val="16324F"/>
+                <w:sz w:val="19"/>
+                <w:szCs w:val="19"/>
+              </w:rPr>
+              <w:t xml:space="preserve">Expired</w:t>
+            </w:r>
+          </w:p>
+        </w:tc>
+        <w:tc>
+          <w:tcPr>
+            <w:tcW w:type="dxa" w:w="2259"/>
+            <w:shd w:fill="EAF2FB" w:val="clear"/>
+            <w:tcMar>
+              <w:top w:type="dxa" w:w="80"/>
+              <w:left w:type="dxa" w:w="100"/>
+              <w:bottom w:type="dxa" w:w="80"/>
+              <w:right w:type="dxa" w:w="100"/>
+            </w:tcMar>
+          </w:tcPr>
+          <w:p>
+            <w:r>
+              <w:rPr>
+                <w:b w:val="false"/>
+                <w:bCs w:val="false"/>
+                <w:color w:val="16324F"/>
+                <w:sz w:val="19"/>
+                <w:szCs w:val="19"/>
+              </w:rPr>
+              <w:t xml:space="preserve">#A23B3B (dark: #F3A3A3)</w:t>
+            </w:r>
+          </w:p>
+        </w:tc>
+        <w:tc>
+          <w:tcPr>
+            <w:tcW w:type="dxa" w:w="2259"/>
+            <w:shd w:fill="EAF2FB" w:val="clear"/>
+            <w:tcMar>
+              <w:top w:type="dxa" w:w="80"/>
+              <w:left w:type="dxa" w:w="100"/>
+              <w:bottom w:type="dxa" w:w="80"/>
+              <w:right w:type="dxa" w:w="100"/>
+            </w:tcMar>
+          </w:tcPr>
+          <w:p>
+            <w:r>
+              <w:rPr>
+                <w:b w:val="false"/>
+                <w:bCs w:val="false"/>
+                <w:color w:val="16324F"/>
+                <w:sz w:val="19"/>
+                <w:szCs w:val="19"/>
+              </w:rPr>
+              <w:t xml:space="preserve">#F8E0E0 (dark: #3A1818)</w:t>
+            </w:r>
+          </w:p>
+        </w:tc>
+        <w:tc>
+          <w:tcPr>
+            <w:tcW w:type="dxa" w:w="3208"/>
+            <w:shd w:fill="EAF2FB" w:val="clear"/>
+            <w:tcMar>
+              <w:top w:type="dxa" w:w="80"/>
+              <w:left w:type="dxa" w:w="100"/>
+              <w:bottom w:type="dxa" w:w="80"/>
+              <w:right w:type="dxa" w:w="100"/>
+            </w:tcMar>
+          </w:tcPr>
+          <w:p>
+            <w:r>
+              <w:rPr>
+                <w:b w:val="false"/>
+                <w:bCs w:val="false"/>
+                <w:color w:val="16324F"/>
+                <w:sz w:val="19"/>
+                <w:szCs w:val="19"/>
+              </w:rPr>
+              <w:t xml:space="preserve">Past expiry date, overdue for renewal</w:t>
+            </w:r>
+          </w:p>
+        </w:tc>
+      </w:tr>
+      <w:tr>
+        <w:tc>
+          <w:tcPr>
+            <w:tcW w:type="dxa" w:w="1921"/>
+            <w:shd w:fill="FFFFFF" w:val="clear"/>
+            <w:tcMar>
+              <w:top w:type="dxa" w:w="80"/>
+              <w:left w:type="dxa" w:w="100"/>
+              <w:bottom w:type="dxa" w:w="80"/>
+              <w:right w:type="dxa" w:w="100"/>
+            </w:tcMar>
+          </w:tcPr>
+          <w:p>
+            <w:r>
+              <w:rPr>
+                <w:b w:val="false"/>
+                <w:bCs w:val="false"/>
+                <w:color w:val="16324F"/>
+                <w:sz w:val="19"/>
+                <w:szCs w:val="19"/>
+              </w:rPr>
+              <w:t xml:space="preserve">Idle / Inactive</w:t>
+            </w:r>
+          </w:p>
+        </w:tc>
+        <w:tc>
+          <w:tcPr>
+            <w:tcW w:type="dxa" w:w="2259"/>
+            <w:shd w:fill="FFFFFF" w:val="clear"/>
+            <w:tcMar>
+              <w:top w:type="dxa" w:w="80"/>
+              <w:left w:type="dxa" w:w="100"/>
+              <w:bottom w:type="dxa" w:w="80"/>
+              <w:right w:type="dxa" w:w="100"/>
+            </w:tcMar>
+          </w:tcPr>
+          <w:p>
+            <w:r>
+              <w:rPr>
+                <w:b w:val="false"/>
+                <w:bCs w:val="false"/>
+                <w:color w:val="16324F"/>
+                <w:sz w:val="19"/>
+                <w:szCs w:val="19"/>
+              </w:rPr>
+              <w:t xml:space="preserve">#5B6B7D (dark: #A9B8CA)</w:t>
+            </w:r>
+          </w:p>
+        </w:tc>
+        <w:tc>
+          <w:tcPr>
+            <w:tcW w:type="dxa" w:w="2259"/>
+            <w:shd w:fill="FFFFFF" w:val="clear"/>
+            <w:tcMar>
+              <w:top w:type="dxa" w:w="80"/>
+              <w:left w:type="dxa" w:w="100"/>
+              <w:bottom w:type="dxa" w:w="80"/>
+              <w:right w:type="dxa" w:w="100"/>
+            </w:tcMar>
+          </w:tcPr>
+          <w:p>
+            <w:r>
+              <w:rPr>
+                <w:b w:val="false"/>
+                <w:bCs w:val="false"/>
+                <w:color w:val="16324F"/>
+                <w:sz w:val="19"/>
+                <w:szCs w:val="19"/>
+              </w:rPr>
+              <w:t xml:space="preserve">#ECEFF3 (dark: #182536)</w:t>
+            </w:r>
+          </w:p>
+        </w:tc>
+        <w:tc>
+          <w:tcPr>
+            <w:tcW w:type="dxa" w:w="3208"/>
+            <w:shd w:fill="FFFFFF" w:val="clear"/>
+            <w:tcMar>
+              <w:top w:type="dxa" w:w="80"/>
+              <w:left w:type="dxa" w:w="100"/>
+              <w:bottom w:type="dxa" w:w="80"/>
+              <w:right w:type="dxa" w:w="100"/>
+            </w:tcMar>
+          </w:tcPr>
+          <w:p>
+            <w:r>
+              <w:rPr>
+                <w:b w:val="false"/>
+                <w:bCs w:val="false"/>
+                <w:color w:val="16324F"/>
+                <w:sz w:val="19"/>
+                <w:szCs w:val="19"/>
+              </w:rPr>
+              <w:t xml:space="preserve">Archived, disabled, or not yet tracked</w:t>
+            </w:r>
+          </w:p>
+        </w:tc>
+      </w:tr>
+    </w:tbl>
+    <w:p>
+      <w:pPr>
+        <w:pStyle w:val="Heading3"/>
+        <w:spacing w:after="100" w:before="200"/>
+      </w:pPr>
+      <w:r>
+        <w:t xml:space="preserve">Typography</w:t>
+      </w:r>
+    </w:p>
+    <w:tbl>
+      <w:tblPr>
+        <w:tblW w:type="dxa" w:w="9648"/>
+        <w:tblBorders>
+          <w:top w:val="single" w:color="auto" w:sz="4"/>
+          <w:left w:val="single" w:color="auto" w:sz="4"/>
+          <w:bottom w:val="single" w:color="auto" w:sz="4"/>
+          <w:right w:val="single" w:color="auto" w:sz="4"/>
+          <w:insideH w:val="single" w:color="auto" w:sz="4"/>
+          <w:insideV w:val="single" w:color="auto" w:sz="4"/>
+        </w:tblBorders>
+      </w:tblPr>
+      <w:tblGrid>
+        <w:gridCol w:w="4753"/>
+        <w:gridCol w:w="2427"/>
+        <w:gridCol w:w="2468"/>
+      </w:tblGrid>
+      <w:tr>
+        <w:trPr>
+          <w:tblHeader/>
+        </w:trPr>
+        <w:tc>
+          <w:tcPr>
+            <w:tcW w:type="dxa" w:w="4753"/>
+            <w:shd w:fill="0B2545" w:val="clear"/>
+            <w:tcMar>
+              <w:top w:type="dxa" w:w="80"/>
+              <w:left w:type="dxa" w:w="100"/>
+              <w:bottom w:type="dxa" w:w="80"/>
+              <w:right w:type="dxa" w:w="100"/>
+            </w:tcMar>
+          </w:tcPr>
+          <w:p>
+            <w:r>
+              <w:rPr>
+                <w:b/>
+                <w:bCs/>
+                <w:color w:val="FFFFFF"/>
+                <w:sz w:val="19"/>
+                <w:szCs w:val="19"/>
+              </w:rPr>
+              <w:t xml:space="preserve">Role</w:t>
+            </w:r>
+          </w:p>
+        </w:tc>
+        <w:tc>
+          <w:tcPr>
+            <w:tcW w:type="dxa" w:w="2427"/>
+            <w:shd w:fill="0B2545" w:val="clear"/>
+            <w:tcMar>
+              <w:top w:type="dxa" w:w="80"/>
+              <w:left w:type="dxa" w:w="100"/>
+              <w:bottom w:type="dxa" w:w="80"/>
+              <w:right w:type="dxa" w:w="100"/>
+            </w:tcMar>
+          </w:tcPr>
+          <w:p>
+            <w:r>
+              <w:rPr>
+                <w:b/>
+                <w:bCs/>
+                <w:color w:val="FFFFFF"/>
+                <w:sz w:val="19"/>
+                <w:szCs w:val="19"/>
+              </w:rPr>
+              <w:t xml:space="preserve">Font</w:t>
+            </w:r>
+          </w:p>
+        </w:tc>
+        <w:tc>
+          <w:tcPr>
+            <w:tcW w:type="dxa" w:w="2468"/>
+            <w:shd w:fill="0B2545" w:val="clear"/>
+            <w:tcMar>
+              <w:top w:type="dxa" w:w="80"/>
+              <w:left w:type="dxa" w:w="100"/>
+              <w:bottom w:type="dxa" w:w="80"/>
+              <w:right w:type="dxa" w:w="100"/>
+            </w:tcMar>
+          </w:tcPr>
+          <w:p>
+            <w:r>
+              <w:rPr>
+                <w:b/>
+                <w:bCs/>
+                <w:color w:val="FFFFFF"/>
+                <w:sz w:val="19"/>
+                <w:szCs w:val="19"/>
+              </w:rPr>
+              <w:t xml:space="preserve">Notes</w:t>
+            </w:r>
+          </w:p>
+        </w:tc>
+      </w:tr>
+      <w:tr>
+        <w:tc>
+          <w:tcPr>
+            <w:tcW w:type="dxa" w:w="4753"/>
+            <w:shd w:fill="FFFFFF" w:val="clear"/>
+            <w:tcMar>
+              <w:top w:type="dxa" w:w="80"/>
+              <w:left w:type="dxa" w:w="100"/>
+              <w:bottom w:type="dxa" w:w="80"/>
+              <w:right w:type="dxa" w:w="100"/>
+            </w:tcMar>
+          </w:tcPr>
+          <w:p>
+            <w:r>
+              <w:rPr>
+                <w:b w:val="false"/>
+                <w:bCs w:val="false"/>
+                <w:color w:val="16324F"/>
+                <w:sz w:val="19"/>
+                <w:szCs w:val="19"/>
+              </w:rPr>
+              <w:t xml:space="preserve">Headings, brand wordmark, dashboard numerals</w:t>
+            </w:r>
+          </w:p>
+        </w:tc>
+        <w:tc>
+          <w:tcPr>
+            <w:tcW w:type="dxa" w:w="2427"/>
+            <w:shd w:fill="FFFFFF" w:val="clear"/>
+            <w:tcMar>
+              <w:top w:type="dxa" w:w="80"/>
+              <w:left w:type="dxa" w:w="100"/>
+              <w:bottom w:type="dxa" w:w="80"/>
+              <w:right w:type="dxa" w:w="100"/>
+            </w:tcMar>
+          </w:tcPr>
+          <w:p>
+            <w:r>
+              <w:rPr>
+                <w:b w:val="false"/>
+                <w:bCs w:val="false"/>
+                <w:color w:val="16324F"/>
+                <w:sz w:val="19"/>
+                <w:szCs w:val="19"/>
+              </w:rPr>
+              <w:t xml:space="preserve">Manrope (800 weight)</w:t>
+            </w:r>
+          </w:p>
+        </w:tc>
+        <w:tc>
+          <w:tcPr>
+            <w:tcW w:type="dxa" w:w="2468"/>
+            <w:shd w:fill="FFFFFF" w:val="clear"/>
+            <w:tcMar>
+              <w:top w:type="dxa" w:w="80"/>
+              <w:left w:type="dxa" w:w="100"/>
+              <w:bottom w:type="dxa" w:w="80"/>
+              <w:right w:type="dxa" w:w="100"/>
+            </w:tcMar>
+          </w:tcPr>
+          <w:p>
+            <w:r>
+              <w:rPr>
+                <w:b w:val="false"/>
+                <w:bCs w:val="false"/>
+                <w:color w:val="16324F"/>
+                <w:sz w:val="19"/>
+                <w:szCs w:val="19"/>
+              </w:rPr>
+              <w:t xml:space="preserve">Used for h1–h3, tile numbers (.tile .n), brand name</w:t>
+            </w:r>
+          </w:p>
+        </w:tc>
+      </w:tr>
+      <w:tr>
+        <w:tc>
+          <w:tcPr>
+            <w:tcW w:type="dxa" w:w="4753"/>
+            <w:shd w:fill="EAF2FB" w:val="clear"/>
+            <w:tcMar>
+              <w:top w:type="dxa" w:w="80"/>
+              <w:left w:type="dxa" w:w="100"/>
+              <w:bottom w:type="dxa" w:w="80"/>
+              <w:right w:type="dxa" w:w="100"/>
+            </w:tcMar>
+          </w:tcPr>
+          <w:p>
+            <w:r>
+              <w:rPr>
+                <w:b w:val="false"/>
+                <w:bCs w:val="false"/>
+                <w:color w:val="16324F"/>
+                <w:sz w:val="19"/>
+                <w:szCs w:val="19"/>
+              </w:rPr>
+              <w:t xml:space="preserve">Body text, labels, forms, tables</w:t>
+            </w:r>
+          </w:p>
+        </w:tc>
+        <w:tc>
+          <w:tcPr>
+            <w:tcW w:type="dxa" w:w="2427"/>
+            <w:shd w:fill="EAF2FB" w:val="clear"/>
+            <w:tcMar>
+              <w:top w:type="dxa" w:w="80"/>
+              <w:left w:type="dxa" w:w="100"/>
+              <w:bottom w:type="dxa" w:w="80"/>
+              <w:right w:type="dxa" w:w="100"/>
+            </w:tcMar>
+          </w:tcPr>
+          <w:p>
+            <w:r>
+              <w:rPr>
+                <w:b w:val="false"/>
+                <w:bCs w:val="false"/>
+                <w:color w:val="16324F"/>
+                <w:sz w:val="19"/>
+                <w:szCs w:val="19"/>
+              </w:rPr>
+              <w:t xml:space="preserve">Inter (with system-font fallback stack)</w:t>
+            </w:r>
+          </w:p>
+        </w:tc>
+        <w:tc>
+          <w:tcPr>
+            <w:tcW w:type="dxa" w:w="2468"/>
+            <w:shd w:fill="EAF2FB" w:val="clear"/>
+            <w:tcMar>
+              <w:top w:type="dxa" w:w="80"/>
+              <w:left w:type="dxa" w:w="100"/>
+              <w:bottom w:type="dxa" w:w="80"/>
+              <w:right w:type="dxa" w:w="100"/>
+            </w:tcMar>
+          </w:tcPr>
+          <w:p>
+            <w:r>
+              <w:rPr>
+                <w:b w:val="false"/>
+                <w:bCs w:val="false"/>
+                <w:color w:val="16324F"/>
+                <w:sz w:val="19"/>
+                <w:szCs w:val="19"/>
+              </w:rPr>
+              <w:t xml:space="preserve">Base body font for all UI copy</w:t>
+            </w:r>
+          </w:p>
+        </w:tc>
+      </w:tr>
+    </w:tbl>
+    <w:p>
+      <w:pPr>
+        <w:spacing w:after="160"/>
+      </w:pPr>
+      <w:r>
+        <w:t xml:space="preserve">Reference scale from the mockups: page title 22px/800; card/section heading 14.5–16px/700–800; body/table 13–13.5px/400–600; eyebrow/overline label 10.5–11px/800, uppercase, letter-spacing .12–.14em; tile numeral 26px/800.</w:t>
+      </w:r>
+    </w:p>
+    <w:p>
+      <w:pPr>
+        <w:pStyle w:val="Heading3"/>
+        <w:spacing w:after="100" w:before="200"/>
+      </w:pPr>
+      <w:r>
+        <w:t xml:space="preserve">Spacing, Radius &amp; Elevation</w:t>
+      </w:r>
+    </w:p>
+    <w:p>
+      <w:pPr>
+        <w:spacing w:after="90" w:line="280"/>
+      </w:pPr>
+      <w:r>
+        <w:rPr>
+          <w:b/>
+          <w:bCs/>
+          <w:sz w:val="22"/>
+          <w:szCs w:val="22"/>
+        </w:rPr>
+        <w:t xml:space="preserve">Corner radius</w:t>
+      </w:r>
+      <w:r>
+        <w:rPr>
+          <w:sz w:val="22"/>
+          <w:szCs w:val="22"/>
+        </w:rPr>
+        <w:t xml:space="preserve"> — 9px for inputs, buttons, and small chips; 14px for cards and table containers; 18px for the login card; 999px (full pill) for status badges, nav pills, and toggle switches.</w:t>
+      </w:r>
+    </w:p>
+    <w:p>
+      <w:pPr>
+        <w:spacing w:after="90" w:line="280"/>
+      </w:pPr>
+      <w:r>
+        <w:rPr>
+          <w:b/>
+          <w:bCs/>
+          <w:sz w:val="22"/>
+          <w:szCs w:val="22"/>
+        </w:rPr>
+        <w:t xml:space="preserve">Spacing scale</w:t>
+      </w:r>
+      <w:r>
+        <w:rPr>
+          <w:sz w:val="22"/>
+          <w:szCs w:val="22"/>
+        </w:rPr>
+        <w:t xml:space="preserve"> — built on a loose 2/6/10/12/14/18/20/26px rhythm; card padding 18–20px, page padding 26–30px, grid/list gaps 10–14px.</w:t>
+      </w:r>
+    </w:p>
+    <w:p>
+      <w:pPr>
+        <w:spacing w:after="90" w:line="280"/>
+      </w:pPr>
+      <w:r>
+        <w:rPr>
+          <w:b/>
+          <w:bCs/>
+          <w:sz w:val="22"/>
+          <w:szCs w:val="22"/>
+        </w:rPr>
+        <w:t xml:space="preserve">Borders</w:t>
+      </w:r>
+      <w:r>
+        <w:rPr>
+          <w:sz w:val="22"/>
+          <w:szCs w:val="22"/>
+        </w:rPr>
+        <w:t xml:space="preserve"> — 1px solid var(--line) on cards, inputs, and table rows; no heavier borders anywhere.</w:t>
+      </w:r>
+    </w:p>
+    <w:p>
+      <w:pPr>
+        <w:spacing w:after="90" w:line="280"/>
+      </w:pPr>
+      <w:r>
+        <w:rPr>
+          <w:b/>
+          <w:bCs/>
+          <w:sz w:val="22"/>
+          <w:szCs w:val="22"/>
+        </w:rPr>
+        <w:t xml:space="preserve">Elevation</w:t>
+      </w:r>
+      <w:r>
+        <w:rPr>
+          <w:sz w:val="22"/>
+          <w:szCs w:val="22"/>
+        </w:rPr>
+        <w:t xml:space="preserve"> — flat design with borders, not shadows, for cards and tables; the one exception is the login card (box-shadow 0 30px 80px rgba(5,15,30,.35)) which sits on a gradient background rather than the app surface.</w:t>
+      </w:r>
+    </w:p>
+    <w:p>
+      <w:pPr>
+        <w:pStyle w:val="Heading3"/>
+        <w:spacing w:after="100" w:before="200"/>
+      </w:pPr>
+      <w:r>
+        <w:t xml:space="preserve">Core Components</w:t>
+      </w:r>
+    </w:p>
+    <w:tbl>
+      <w:tblPr>
+        <w:tblW w:type="dxa" w:w="9648"/>
+        <w:tblBorders>
+          <w:top w:val="single" w:color="auto" w:sz="4"/>
+          <w:left w:val="single" w:color="auto" w:sz="4"/>
+          <w:bottom w:val="single" w:color="auto" w:sz="4"/>
+          <w:right w:val="single" w:color="auto" w:sz="4"/>
+          <w:insideH w:val="single" w:color="auto" w:sz="4"/>
+          <w:insideV w:val="single" w:color="auto" w:sz="4"/>
+        </w:tblBorders>
+      </w:tblPr>
+      <w:tblGrid>
+        <w:gridCol w:w="2629"/>
+        <w:gridCol w:w="7019"/>
+      </w:tblGrid>
+      <w:tr>
+        <w:trPr>
+          <w:tblHeader/>
+        </w:trPr>
+        <w:tc>
+          <w:tcPr>
+            <w:tcW w:type="dxa" w:w="2629"/>
+            <w:shd w:fill="0B2545" w:val="clear"/>
+            <w:tcMar>
+              <w:top w:type="dxa" w:w="80"/>
+              <w:left w:type="dxa" w:w="100"/>
+              <w:bottom w:type="dxa" w:w="80"/>
+              <w:right w:type="dxa" w:w="100"/>
+            </w:tcMar>
+          </w:tcPr>
+          <w:p>
+            <w:r>
+              <w:rPr>
+                <w:b/>
+                <w:bCs/>
+                <w:color w:val="FFFFFF"/>
+                <w:sz w:val="19"/>
+                <w:szCs w:val="19"/>
+              </w:rPr>
+              <w:t xml:space="preserve">Component</w:t>
+            </w:r>
+          </w:p>
+        </w:tc>
+        <w:tc>
+          <w:tcPr>
+            <w:tcW w:type="dxa" w:w="7019"/>
+            <w:shd w:fill="0B2545" w:val="clear"/>
+            <w:tcMar>
+              <w:top w:type="dxa" w:w="80"/>
+              <w:left w:type="dxa" w:w="100"/>
+              <w:bottom w:type="dxa" w:w="80"/>
+              <w:right w:type="dxa" w:w="100"/>
+            </w:tcMar>
+          </w:tcPr>
+          <w:p>
+            <w:r>
+              <w:rPr>
+                <w:b/>
+                <w:bCs/>
+                <w:color w:val="FFFFFF"/>
+                <w:sz w:val="19"/>
+                <w:szCs w:val="19"/>
+              </w:rPr>
+              <w:t xml:space="preserve">Spec</w:t>
+            </w:r>
+          </w:p>
+        </w:tc>
+      </w:tr>
+      <w:tr>
+        <w:tc>
+          <w:tcPr>
+            <w:tcW w:type="dxa" w:w="2629"/>
+            <w:shd w:fill="FFFFFF" w:val="clear"/>
+            <w:tcMar>
+              <w:top w:type="dxa" w:w="80"/>
+              <w:left w:type="dxa" w:w="100"/>
+              <w:bottom w:type="dxa" w:w="80"/>
+              <w:right w:type="dxa" w:w="100"/>
+            </w:tcMar>
+          </w:tcPr>
+          <w:p>
+            <w:r>
+              <w:rPr>
+                <w:b w:val="false"/>
+                <w:bCs w:val="false"/>
+                <w:color w:val="16324F"/>
+                <w:sz w:val="19"/>
+                <w:szCs w:val="19"/>
+              </w:rPr>
+              <w:t xml:space="preserve">Dashboard tile</w:t>
+            </w:r>
+          </w:p>
+        </w:tc>
+        <w:tc>
+          <w:tcPr>
+            <w:tcW w:type="dxa" w:w="7019"/>
+            <w:shd w:fill="FFFFFF" w:val="clear"/>
+            <w:tcMar>
+              <w:top w:type="dxa" w:w="80"/>
+              <w:left w:type="dxa" w:w="100"/>
+              <w:bottom w:type="dxa" w:w="80"/>
+              <w:right w:type="dxa" w:w="100"/>
+            </w:tcMar>
+          </w:tcPr>
+          <w:p>
+            <w:r>
+              <w:rPr>
+                <w:b w:val="false"/>
+                <w:bCs w:val="false"/>
+                <w:color w:val="16324F"/>
+                <w:sz w:val="19"/>
+                <w:szCs w:val="19"/>
+              </w:rPr>
+              <w:t xml:space="preserve">Card, 14px radius, 14x16px padding; numeral in Manrope 26px/800 navy; label 11.5px muted below it.</w:t>
+            </w:r>
+          </w:p>
+        </w:tc>
+      </w:tr>
+      <w:tr>
+        <w:tc>
+          <w:tcPr>
+            <w:tcW w:type="dxa" w:w="2629"/>
+            <w:shd w:fill="EAF2FB" w:val="clear"/>
+            <w:tcMar>
+              <w:top w:type="dxa" w:w="80"/>
+              <w:left w:type="dxa" w:w="100"/>
+              <w:bottom w:type="dxa" w:w="80"/>
+              <w:right w:type="dxa" w:w="100"/>
+            </w:tcMar>
+          </w:tcPr>
+          <w:p>
+            <w:r>
+              <w:rPr>
+                <w:b w:val="false"/>
+                <w:bCs w:val="false"/>
+                <w:color w:val="16324F"/>
+                <w:sz w:val="19"/>
+                <w:szCs w:val="19"/>
+              </w:rPr>
+              <w:t xml:space="preserve">Status pill</w:t>
+            </w:r>
+          </w:p>
+        </w:tc>
+        <w:tc>
+          <w:tcPr>
+            <w:tcW w:type="dxa" w:w="7019"/>
+            <w:shd w:fill="EAF2FB" w:val="clear"/>
+            <w:tcMar>
+              <w:top w:type="dxa" w:w="80"/>
+              <w:left w:type="dxa" w:w="100"/>
+              <w:bottom w:type="dxa" w:w="80"/>
+              <w:right w:type="dxa" w:w="100"/>
+            </w:tcMar>
+          </w:tcPr>
+          <w:p>
+            <w:r>
+              <w:rPr>
+                <w:b w:val="false"/>
+                <w:bCs w:val="false"/>
+                <w:color w:val="16324F"/>
+                <w:sz w:val="19"/>
+                <w:szCs w:val="19"/>
+              </w:rPr>
+              <w:t xml:space="preserve">Full-pill radius, 11px/700 text, 4x10px padding, 6px status dot using currentColor, paired text/background tokens from the Status Colors table.</w:t>
+            </w:r>
+          </w:p>
+        </w:tc>
+      </w:tr>
+      <w:tr>
+        <w:tc>
+          <w:tcPr>
+            <w:tcW w:type="dxa" w:w="2629"/>
+            <w:shd w:fill="FFFFFF" w:val="clear"/>
+            <w:tcMar>
+              <w:top w:type="dxa" w:w="80"/>
+              <w:left w:type="dxa" w:w="100"/>
+              <w:bottom w:type="dxa" w:w="80"/>
+              <w:right w:type="dxa" w:w="100"/>
+            </w:tcMar>
+          </w:tcPr>
+          <w:p>
+            <w:r>
+              <w:rPr>
+                <w:b w:val="false"/>
+                <w:bCs w:val="false"/>
+                <w:color w:val="16324F"/>
+                <w:sz w:val="19"/>
+                <w:szCs w:val="19"/>
+              </w:rPr>
+              <w:t xml:space="preserve">Primary / secondary button</w:t>
+            </w:r>
+          </w:p>
+        </w:tc>
+        <w:tc>
+          <w:tcPr>
+            <w:tcW w:type="dxa" w:w="7019"/>
+            <w:shd w:fill="FFFFFF" w:val="clear"/>
+            <w:tcMar>
+              <w:top w:type="dxa" w:w="80"/>
+              <w:left w:type="dxa" w:w="100"/>
+              <w:bottom w:type="dxa" w:w="80"/>
+              <w:right w:type="dxa" w:w="100"/>
+            </w:tcMar>
+          </w:tcPr>
+          <w:p>
+            <w:r>
+              <w:rPr>
+                <w:b w:val="false"/>
+                <w:bCs w:val="false"/>
+                <w:color w:val="16324F"/>
+                <w:sz w:val="19"/>
+                <w:szCs w:val="19"/>
+              </w:rPr>
+              <w:t xml:space="preserve">9px radius, 8x16px padding, 13px/700 text; small variant (.btn.sm) at 5x11px padding, 12px text.</w:t>
+            </w:r>
+          </w:p>
+        </w:tc>
+      </w:tr>
+      <w:tr>
+        <w:tc>
+          <w:tcPr>
+            <w:tcW w:type="dxa" w:w="2629"/>
+            <w:shd w:fill="EAF2FB" w:val="clear"/>
+            <w:tcMar>
+              <w:top w:type="dxa" w:w="80"/>
+              <w:left w:type="dxa" w:w="100"/>
+              <w:bottom w:type="dxa" w:w="80"/>
+              <w:right w:type="dxa" w:w="100"/>
+            </w:tcMar>
+          </w:tcPr>
+          <w:p>
+            <w:r>
+              <w:rPr>
+                <w:b w:val="false"/>
+                <w:bCs w:val="false"/>
+                <w:color w:val="16324F"/>
+                <w:sz w:val="19"/>
+                <w:szCs w:val="19"/>
+              </w:rPr>
+              <w:t xml:space="preserve">Input / select</w:t>
+            </w:r>
+          </w:p>
+        </w:tc>
+        <w:tc>
+          <w:tcPr>
+            <w:tcW w:type="dxa" w:w="7019"/>
+            <w:shd w:fill="EAF2FB" w:val="clear"/>
+            <w:tcMar>
+              <w:top w:type="dxa" w:w="80"/>
+              <w:left w:type="dxa" w:w="100"/>
+              <w:bottom w:type="dxa" w:w="80"/>
+              <w:right w:type="dxa" w:w="100"/>
+            </w:tcMar>
+          </w:tcPr>
+          <w:p>
+            <w:r>
+              <w:rPr>
+                <w:b w:val="false"/>
+                <w:bCs w:val="false"/>
+                <w:color w:val="16324F"/>
+                <w:sz w:val="19"/>
+                <w:szCs w:val="19"/>
+              </w:rPr>
+              <w:t xml:space="preserve">9px radius, 1px line border, 8x12px (table/toolbar context) or 9x12px (form context) padding, 13–13.5px text.</w:t>
+            </w:r>
+          </w:p>
+        </w:tc>
+      </w:tr>
+      <w:tr>
+        <w:tc>
+          <w:tcPr>
+            <w:tcW w:type="dxa" w:w="2629"/>
+            <w:shd w:fill="FFFFFF" w:val="clear"/>
+            <w:tcMar>
+              <w:top w:type="dxa" w:w="80"/>
+              <w:left w:type="dxa" w:w="100"/>
+              <w:bottom w:type="dxa" w:w="80"/>
+              <w:right w:type="dxa" w:w="100"/>
+            </w:tcMar>
+          </w:tcPr>
+          <w:p>
+            <w:r>
+              <w:rPr>
+                <w:b w:val="false"/>
+                <w:bCs w:val="false"/>
+                <w:color w:val="16324F"/>
+                <w:sz w:val="19"/>
+                <w:szCs w:val="19"/>
+              </w:rPr>
+              <w:t xml:space="preserve">Data table</w:t>
+            </w:r>
+          </w:p>
+        </w:tc>
+        <w:tc>
+          <w:tcPr>
+            <w:tcW w:type="dxa" w:w="7019"/>
+            <w:shd w:fill="FFFFFF" w:val="clear"/>
+            <w:tcMar>
+              <w:top w:type="dxa" w:w="80"/>
+              <w:left w:type="dxa" w:w="100"/>
+              <w:bottom w:type="dxa" w:w="80"/>
+              <w:right w:type="dxa" w:w="100"/>
+            </w:tcMar>
+          </w:tcPr>
+          <w:p>
+            <w:r>
+              <w:rPr>
+                <w:b w:val="false"/>
+                <w:bCs w:val="false"/>
+                <w:color w:val="16324F"/>
+                <w:sz w:val="19"/>
+                <w:szCs w:val="19"/>
+              </w:rPr>
+              <w:t xml:space="preserve">Header row on --surface-2, 10.5px/800 uppercase letter-spaced labels; body rows 13px, 10x12px cell padding, 1px bottom border; whole table wrapped in a 14px-radius card with overflow hidden.</w:t>
+            </w:r>
+          </w:p>
+        </w:tc>
+      </w:tr>
+      <w:tr>
+        <w:tc>
+          <w:tcPr>
+            <w:tcW w:type="dxa" w:w="2629"/>
+            <w:shd w:fill="EAF2FB" w:val="clear"/>
+            <w:tcMar>
+              <w:top w:type="dxa" w:w="80"/>
+              <w:left w:type="dxa" w:w="100"/>
+              <w:bottom w:type="dxa" w:w="80"/>
+              <w:right w:type="dxa" w:w="100"/>
+            </w:tcMar>
+          </w:tcPr>
+          <w:p>
+            <w:r>
+              <w:rPr>
+                <w:b w:val="false"/>
+                <w:bCs w:val="false"/>
+                <w:color w:val="16324F"/>
+                <w:sz w:val="19"/>
+                <w:szCs w:val="19"/>
+              </w:rPr>
+              <w:t xml:space="preserve">Nav item (sidebar)</w:t>
+            </w:r>
+          </w:p>
+        </w:tc>
+        <w:tc>
+          <w:tcPr>
+            <w:tcW w:type="dxa" w:w="7019"/>
+            <w:shd w:fill="EAF2FB" w:val="clear"/>
+            <w:tcMar>
+              <w:top w:type="dxa" w:w="80"/>
+              <w:left w:type="dxa" w:w="100"/>
+              <w:bottom w:type="dxa" w:w="80"/>
+              <w:right w:type="dxa" w:w="100"/>
+            </w:tcMar>
+          </w:tcPr>
+          <w:p>
+            <w:r>
+              <w:rPr>
+                <w:b w:val="false"/>
+                <w:bCs w:val="false"/>
+                <w:color w:val="16324F"/>
+                <w:sz w:val="19"/>
+                <w:szCs w:val="19"/>
+              </w:rPr>
+              <w:t xml:space="preserve">9px radius, 9x10px padding, 13.5px/600 text, 6px status dot; active/hover state fills with --sky and sets text to --navy or --blue.</w:t>
+            </w:r>
+          </w:p>
+        </w:tc>
+      </w:tr>
+      <w:tr>
+        <w:tc>
+          <w:tcPr>
+            <w:tcW w:type="dxa" w:w="2629"/>
+            <w:shd w:fill="FFFFFF" w:val="clear"/>
+            <w:tcMar>
+              <w:top w:type="dxa" w:w="80"/>
+              <w:left w:type="dxa" w:w="100"/>
+              <w:bottom w:type="dxa" w:w="80"/>
+              <w:right w:type="dxa" w:w="100"/>
+            </w:tcMar>
+          </w:tcPr>
+          <w:p>
+            <w:r>
+              <w:rPr>
+                <w:b w:val="false"/>
+                <w:bCs w:val="false"/>
+                <w:color w:val="16324F"/>
+                <w:sz w:val="19"/>
+                <w:szCs w:val="19"/>
+              </w:rPr>
+              <w:t xml:space="preserve">Toggle switch</w:t>
+            </w:r>
+          </w:p>
+        </w:tc>
+        <w:tc>
+          <w:tcPr>
+            <w:tcW w:type="dxa" w:w="7019"/>
+            <w:shd w:fill="FFFFFF" w:val="clear"/>
+            <w:tcMar>
+              <w:top w:type="dxa" w:w="80"/>
+              <w:left w:type="dxa" w:w="100"/>
+              <w:bottom w:type="dxa" w:w="80"/>
+              <w:right w:type="dxa" w:w="100"/>
+            </w:tcMar>
+          </w:tcPr>
+          <w:p>
+            <w:r>
+              <w:rPr>
+                <w:b w:val="false"/>
+                <w:bCs w:val="false"/>
+                <w:color w:val="16324F"/>
+                <w:sz w:val="19"/>
+                <w:szCs w:val="19"/>
+              </w:rPr>
+              <w:t xml:space="preserve">38x22px pill track on --line, 18px circular thumb, teal/blue fill when active.</w:t>
+            </w:r>
+          </w:p>
+        </w:tc>
+      </w:tr>
+      <w:tr>
+        <w:tc>
+          <w:tcPr>
+            <w:tcW w:type="dxa" w:w="2629"/>
+            <w:shd w:fill="EAF2FB" w:val="clear"/>
+            <w:tcMar>
+              <w:top w:type="dxa" w:w="80"/>
+              <w:left w:type="dxa" w:w="100"/>
+              <w:bottom w:type="dxa" w:w="80"/>
+              <w:right w:type="dxa" w:w="100"/>
+            </w:tcMar>
+          </w:tcPr>
+          <w:p>
+            <w:r>
+              <w:rPr>
+                <w:b w:val="false"/>
+                <w:bCs w:val="false"/>
+                <w:color w:val="16324F"/>
+                <w:sz w:val="19"/>
+                <w:szCs w:val="19"/>
+              </w:rPr>
+              <w:t xml:space="preserve">Callout</w:t>
+            </w:r>
+          </w:p>
+        </w:tc>
+        <w:tc>
+          <w:tcPr>
+            <w:tcW w:type="dxa" w:w="7019"/>
+            <w:shd w:fill="EAF2FB" w:val="clear"/>
+            <w:tcMar>
+              <w:top w:type="dxa" w:w="80"/>
+              <w:left w:type="dxa" w:w="100"/>
+              <w:bottom w:type="dxa" w:w="80"/>
+              <w:right w:type="dxa" w:w="100"/>
+            </w:tcMar>
+          </w:tcPr>
+          <w:p>
+            <w:r>
+              <w:rPr>
+                <w:b w:val="false"/>
+                <w:bCs w:val="false"/>
+                <w:color w:val="16324F"/>
+                <w:sz w:val="19"/>
+                <w:szCs w:val="19"/>
+              </w:rPr>
+              <w:t xml:space="preserve">3px left border in teal, --sky background, 10px radius, 12.5px text — used for inline guidance/help text, not for errors.</w:t>
+            </w:r>
+          </w:p>
+        </w:tc>
+      </w:tr>
+    </w:tbl>
+    <w:p>
+      <w:pPr>
+        <w:pStyle w:val="Heading3"/>
+        <w:spacing w:after="100" w:before="200"/>
+      </w:pPr>
+      <w:r>
+        <w:t xml:space="preserve">Dark Mode</w:t>
+      </w:r>
+    </w:p>
+    <w:p>
+      <w:pPr>
+        <w:spacing w:after="160"/>
+      </w:pPr>
+      <w:r>
+        <w:t xml:space="preserve">Every token above has a dark-mode counterpart (same table) rather than a simple invert, so status colors stay legible against dark surfaces. Dark mode is driven by prefers-color-scheme by default and overridable per-user via a data-theme attribute, matching the pattern already built into the mockups.</w:t>
       </w:r>
     </w:p>
     <w:p>
@@ -14344,6 +16937,125 @@
       </w:pPr>
       <w:r>
         <w:t xml:space="preserve">Document passes its expiry date without renewal → on-expiry notification fires to employee and HR → if still unrenewed, the escalation stage begins, notifying the employee's Manager on a recurring cadence → Manager/HR resolves by renewing the document or dismissing the escalation with a recorded reason, which is retained in the audit log.</w:t>
+      </w:r>
+    </w:p>
+    <w:p>
+      <w:pPr>
+        <w:pStyle w:val="Heading2"/>
+        <w:spacing w:after="140" w:before="280"/>
+      </w:pPr>
+      <w:r>
+        <w:t xml:space="preserve">8.4 Mobile App (PWA) UX Flows</w:t>
+      </w:r>
+    </w:p>
+    <w:p>
+      <w:pPr>
+        <w:spacing w:after="160"/>
+      </w:pPr>
+      <w:r>
+        <w:t xml:space="preserve">DocRenew's "mobile app" is a Progressive Web App (Section 2.6 / 9), not a native iOS/Android build, with push notifications and read-only offline caching via service worker (Section 1, Out of Scope: native offline mode). The flows below are scoped to that constraint.</w:t>
+      </w:r>
+    </w:p>
+    <w:p>
+      <w:pPr>
+        <w:pStyle w:val="Heading3"/>
+        <w:spacing w:after="100" w:before="200"/>
+      </w:pPr>
+      <w:r>
+        <w:t xml:space="preserve">Install &amp; first launch</w:t>
+      </w:r>
+    </w:p>
+    <w:p>
+      <w:pPr>
+        <w:spacing w:after="160"/>
+      </w:pPr>
+      <w:r>
+        <w:t xml:space="preserve">User visits the web app on mobile → browser prompts "Add to Home Screen" (or user taps the install icon) → PWA installs → first-launch screen requests notification permission → user lands on their role's home screen (Employee: "My Documents"; Manager: team dashboard).</w:t>
+      </w:r>
+    </w:p>
+    <w:p>
+      <w:pPr>
+        <w:pStyle w:val="Heading3"/>
+        <w:spacing w:after="100" w:before="200"/>
+      </w:pPr>
+      <w:r>
+        <w:t xml:space="preserve">Push notification opt-in</w:t>
+      </w:r>
+    </w:p>
+    <w:p>
+      <w:pPr>
+        <w:spacing w:after="160"/>
+      </w:pPr>
+      <w:r>
+        <w:t xml:space="preserve">Triggered on first launch or from Settings if skipped → OS-level permission prompt → on accept, device token registers with the notification service → on decline, user falls back to email/SMS only, with a dismissible in-app banner inviting them to enable push later.</w:t>
+      </w:r>
+    </w:p>
+    <w:p>
+      <w:pPr>
+        <w:pStyle w:val="Heading3"/>
+        <w:spacing w:after="100" w:before="200"/>
+      </w:pPr>
+      <w:r>
+        <w:t xml:space="preserve">Reminder-to-renewal (core mobile flow)</w:t>
+      </w:r>
+    </w:p>
+    <w:p>
+      <w:pPr>
+        <w:spacing w:after="160"/>
+      </w:pPr>
+      <w:r>
+        <w:t xml:space="preserve">Push notification arrives (3-month / 1-month / 5-day / expiry tier) → tapping it deep-links straight to that document's detail screen, not the dashboard → user reviews expiry details → taps "Renew" → mobile-optimized form: new expiry date picker plus camera capture or photo-library upload for the renewed document → submit → status recalculates to Valid and the reminder schedule resets.</w:t>
+      </w:r>
+    </w:p>
+    <w:p>
+      <w:pPr>
+        <w:pStyle w:val="Heading3"/>
+        <w:spacing w:after="100" w:before="200"/>
+      </w:pPr>
+      <w:r>
+        <w:t xml:space="preserve">Offline viewing</w:t>
+      </w:r>
+    </w:p>
+    <w:p>
+      <w:pPr>
+        <w:spacing w:after="160"/>
+      </w:pPr>
+      <w:r>
+        <w:t xml:space="preserve">No connectivity → service worker serves the last-cached read-only snapshot of "My Documents" → a persistent banner indicates offline/stale-data mode → any action requiring a write (renew, upload) is disabled with a message to reconnect, rather than silently failing or queuing.</w:t>
+      </w:r>
+    </w:p>
+    <w:p>
+      <w:pPr>
+        <w:pStyle w:val="Heading3"/>
+        <w:spacing w:after="100" w:before="200"/>
+      </w:pPr>
+      <w:r>
+        <w:t xml:space="preserve">Manager quick-escalation response</w:t>
+      </w:r>
+    </w:p>
+    <w:p>
+      <w:pPr>
+        <w:spacing w:after="160"/>
+      </w:pPr>
+      <w:r>
+        <w:t xml:space="preserve">Push notification for an unresolved escalation → tapping it opens a condensed card for that employee/document → two one-tap actions: "Mark Renewed" (if already handled) or "Nudge Employee" (resend reminder) — deliberately shallow, resolvable in seconds on a phone rather than a multi-step flow.</w:t>
+      </w:r>
+    </w:p>
+    <w:p>
+      <w:pPr>
+        <w:pStyle w:val="Heading3"/>
+        <w:spacing w:after="100" w:before="200"/>
+      </w:pPr>
+      <w:r>
+        <w:t xml:space="preserve">Mobile dashboard (Employee/Manager, simplified)</w:t>
+      </w:r>
+    </w:p>
+    <w:p>
+      <w:pPr>
+        <w:spacing w:after="160"/>
+      </w:pPr>
+      <w:r>
+        <w:t xml:space="preserve">Single-column, status-grouped list (Expired → Urgent → Soon → Valid) replacing the five-tile desktop layout; tapping any item goes straight into the reminder-to-renewal flow above.</w:t>
       </w:r>
     </w:p>
     <w:p>
